--- a/实验/2/2/HW2-报告.docx
+++ b/实验/2/2/HW2-报告.docx
@@ -360,7 +360,7 @@
         <w:rPr>
           <w:rFonts w:ascii="微软雅黑" w:hAnsi="微软雅黑" w:eastAsia="微软雅黑"/>
         </w:rPr>
-        <w:t>【TODO1 几何建模】按课件 lec4《几何造型技术》中墨西哥帽的建模方法，先把 (x,z) 平面等距划分成 11×11 个网格点并规约到 [-1,1]：Xj = j*2/(nColumns-1)-1、Zi = i*2/(nRows-1)-1；再由平面距离 r = √(x²+z²) 计算该点高度 y = sin(πr)/(πr)（r=0 处取 y=1），存入二维数组 data[i][j]。随后按课件“每四个片元构成一个四边形网格图元、逆时针顺序”的要求，对每个方格取四个顶点 A(i,j)、D(i+1,j)、C(i+1,j+1)、B(i,j+1)，以三角扇展开为两个三角形 A-D-C 与 A-C-B 依次 push 到 points 与 colors 中；顶点颜色按高度在蓝、红之间线性插值，使帽面的高低起伏在结果中更易分辨。框架原有的坐标轴绘制与“方块/球”两个模型保持不变。</w:t>
+        <w:t>【TODO1 几何建模】按课件 lec4《几何造型技术》中墨西哥帽的建模方法，先把 (x,z) 平面等距划分成 11×11 个网格点并规约到 [-1,1]：Xj = j*2/(nColumns-1)-1、Zi = i*2/(nRows-1)-1；再由平面距离 r = √(x²+z²) 计算该点高度 y = sin(πr)/(πr)（r=0 处取 y=1），存入二维数组 data[i][j]。随后按课件“每四个片元构成一个四边形网格图元、逆时针顺序”的要求，对每个方格取四个顶点 A(i,j)、D(i+1,j)、C(i+1,j+1)、B(i,j+1)，以三角扇展开为两个三角形 A-D-C 与 A-C-B 依次 push 到 points 与 colors 中；顶点颜色按高度在蓝、红之间线性插值，使帽面的高低起伏在结果中更易分辨。“方块/球”两个模型沿用框架原有实现；坐标轴的绘制后来在界面与坐标系重构中被重做，见第 3 节。</w:t>
       </w:r>
     </w:p>
     <w:p>
@@ -390,22 +390,22 @@
         <w:rPr>
           <w:rFonts w:ascii="微软雅黑" w:hAnsi="微软雅黑" w:eastAsia="微软雅黑"/>
         </w:rPr>
-        <w:t>【TODO3 观察变换矩阵 V】让相机在半径 radius = 2.0 的球面上运动：取 theta 为绕 Y 轴的方位角、phi 为相对 +Y 轴的仰角，则 eye = r·(sinφ·sinθ, cosφ, sinφ·cosθ)。这样默认 theta=0、phi=90 时 eye=(0,0,2)，与框架给出的初始值一致；同时只改变 phi 时相机在 YZ 平面内转动（即绕 X 轴旋转）、只改变 theta 时相机在 XZ 平面内转动（即绕 Y 轴旋转），正好与交互说明中 W/S、A/D 的注释一致。up 向量取球坐标框架中“仰角增大方向”的反向单位向量 up = (-cosφ·sinθ, sinφ, -cosφ·cosθ)，它恒为单位向量且与 eye 恒正交，因此相机正对 ±Y 轴时也不会出现“视线方向与 up 共线”的退化情形，无需额外特判。最后调用 MVnew.js 中的 lookAt(eye, at, up) 得到观察变换矩阵。</w:t>
-      </w:r>
-    </w:p>
-    <w:p>
-      <w:pPr>
-        <w:ind w:firstLine="420"/>
-        <w:rPr>
-          <w:rFonts w:ascii="微软雅黑" w:eastAsia="微软雅黑" w:hAnsi="微软雅黑" w:hint="eastAsia"/>
-          <w:color w:val="FF0000"/>
-        </w:rPr>
-      </w:pPr>
-      <w:r>
-        <w:rPr>
-          <w:rFonts w:ascii="微软雅黑" w:hAnsi="微软雅黑" w:eastAsia="微软雅黑"/>
-        </w:rPr>
-        <w:t>【TODO4 投影变换矩阵 P】用全局标志 isOrth 在正投影与透视投影之间切换，两者的视见体取值需把场景景物全部包含进去：相机位于半径 2 的球面上、注视点在原点，景物落在观察坐标系中眼睛前方约 1~3 的距离内，故取 near=0.1、far=10；景物建模坐标范围约为 [-1,1]，考虑 Z/C 缩放后留出裕量，裁剪窗口取 left=-2、right=2、bottom=-2、ytop=2；画布为正方形，故 aspect=1.0。透视投影的俯仰角 fov 由 M/N 键调节（初始 120 度）。两部分分别调用 MVnew.js 的 ortho() 与 perspective() 完成。</w:t>
+        <w:t>【TODO3 观察变换矩阵 V】让相机在半径 camRadius 的球面上运动（默认 4.0，可用滚轮在 1.5~12 之间缩放）：取 theta 为绕 Y 轴的方位角、phi 为相对 +Y 轴的仰角，则 eye = r·(sinφ·sinθ, cosφ, sinφ·cosθ)。默认取 theta=45°、phi=54.7356°（=arctan√2），即标准等轴测视角，此时 eye=(2.31,2.31,2.31)，三根正向轴在屏幕上等长且互成 120°；同时只改变 phi 时相机在 YZ 平面内转动（即绕 X 轴旋转）、只改变 theta 时相机在 XZ 平面内转动（即绕 Y 轴旋转），正好与交互说明中 W/S、A/D 的注释一致。up 向量取球坐标框架中“仰角增大方向”的反向单位向量 up = (-cosφ·sinθ, sinφ, -cosφ·cosθ)，它恒为单位向量且与 eye 恒正交，因此相机正对 ±Y 轴时也不会出现“视线方向与 up 共线”的退化情形，无需额外特判。最后调用 MVnew.js 中的 lookAt(eye, at, up) 得到观察变换矩阵。</w:t>
+      </w:r>
+    </w:p>
+    <w:p>
+      <w:pPr>
+        <w:ind w:firstLine="420"/>
+        <w:rPr>
+          <w:rFonts w:ascii="微软雅黑" w:eastAsia="微软雅黑" w:hAnsi="微软雅黑" w:hint="eastAsia"/>
+          <w:color w:val="FF0000"/>
+        </w:rPr>
+      </w:pPr>
+      <w:r>
+        <w:rPr>
+          <w:rFonts w:ascii="微软雅黑" w:hAnsi="微软雅黑" w:eastAsia="微软雅黑"/>
+        </w:rPr>
+        <w:t>【TODO4 投影变换矩阵 P】用全局标志 isOrth 在正投影与透视投影之间切换，两者的视见体取值需把场景景物全部包含进去：相机位于半径 camRadius 的球面上、注视点在原点，景物落在观察坐标系中眼睛前方约 1~7 的距离内，故取 near=0.1、far=50；场景中的地面网格半宽为 3.0，故正交投影的竖向半高取 3.2、横向半宽取 3.2×aspect（aspect 为画布实际宽高比，由容器尺寸得出）；透视投影只需 fov 与 aspect，视野角 fov 由 M/N 键或侧栏滑块调节（默认 60 度）。两部分分别调用 MVnew.js 的 ortho() 与 perspective() 完成。</w:t>
       </w:r>
     </w:p>
     <w:p>
@@ -450,7 +450,7 @@
         <w:rPr>
           <w:rFonts w:ascii="微软雅黑" w:hAnsi="微软雅黑" w:eastAsia="微软雅黑"/>
         </w:rPr>
-        <w:t>【验证方式】在浏览器中对三个模型逐项测试：正投影下默认显示坐标轴与立方体、空格可复位；切换到墨西哥帽后可见清晰的帽顶与外圈负值下陷、颜色由蓝到红渐变；Z/C 缩放、方向键平移、W/S 与 A/D 转动相机、P 切换投影、M/N 调整俯仰角、鼠标拖动旋转均正常，且三种基本变换叠加后形状与遮挡关系正确。</w:t>
+        <w:t>【验证方式】在浏览器中对三个模型逐项测试：打开页面即为等轴测下的三色坐标轴（+X 指向右下、+Y 竖直向上、+Z 指向左下）与主次双密度地面网格，网格边缘按距离淡出；切换投影、视图预设、侧栏滑块与状态栏显示三者始终一致；墨西哥帽可见清晰的帽顶与外圈负值下陷、颜色由蓝到红渐变；Z/C 缩放、方向键平移、左键拖动旋转物体、右键拖动旋转相机、滚轮缩放相机距离、W/S 与 A/D 转动相机、P 切换投影、M/N 调整视野角、空格复位均正常，且三种基本变换叠加后形状与遮挡关系正确。此外，对顶点数据分段计数、网格透明度公式、视图矩阵的标准正交性、投影矩阵、参数限位与“点位于相机平面之后时隐藏轴标签”等退化情形，另做了 72 项无头逻辑校验，全部通过。</w:t>
       </w:r>
     </w:p>
     <w:p>
@@ -587,25 +587,93 @@
         <w:rPr>
           <w:rFonts w:ascii="微软雅黑" w:hAnsi="微软雅黑" w:eastAsia="微软雅黑"/>
         </w:rPr>
-        <w:t>视见体参数与深度缓存。near/far 取值不当会导致景物被裁掉或深度精度下降，这里按“相机球面半径 2、景物位于眼睛前方 1~3”估算取值，并把裁剪窗口放大到 ±2；此外原框架清屏只清除颜色缓存，深度缓存跨帧残留会在旋转/缩放叠加时造成物体内部遮挡关系错误，需要改为同时清除深度缓存。</w:t>
+        <w:t>视见体参数与深度缓存。near/far 取值不当会导致景物被裁掉或深度精度下降，这里按“相机球面半径 4（可在 1.5~12 之间缩放）、景物位于眼睛前方约 1~7”估算取值，并把正交视见体放大到竖向 ±3.2、横向 ±3.2×aspect 以覆盖 ±3 的地面网格；此外原框架清屏只清除颜色缓存，深度缓存跨帧残留会在旋转/缩放叠加时造成物体内部遮挡关系错误，需要改为同时清除深度缓存。</w:t>
       </w:r>
     </w:p>
     <w:p>
       <w:pPr>
         <w:spacing w:line="240" w:lineRule="auto"/>
-        <w:rPr>
-          <w:rFonts w:ascii="微软雅黑" w:eastAsia="微软雅黑" w:hAnsi="微软雅黑" w:hint="eastAsia"/>
+      </w:pPr>
+      <w:r>
+        <w:rPr>
+          <w:rFonts w:ascii="微软雅黑" w:hAnsi="微软雅黑" w:eastAsia="微软雅黑"/>
           <w:b/>
           <w:sz w:val="27"/>
         </w:rPr>
-      </w:pPr>
-      <w:r>
+        <w:t>3 界面与坐标系的重构设计</w:t>
+      </w:r>
+    </w:p>
+    <w:p>
+      <w:pPr>
+        <w:ind w:firstLine="420"/>
+      </w:pPr>
+      <w:r>
+        <w:rPr>
+          <w:rFonts w:ascii="微软雅黑" w:hAnsi="微软雅黑" w:eastAsia="微软雅黑"/>
+        </w:rPr>
+        <w:t>【动机】原框架的页面几乎与课程模板一致：顶部只有一行文字形式的按键提示、中央是一个被强制拉成正方形的画布；场景中也只绘制了三段极短的占位轴线（半轴长仅 0.9），既没有地面参照物，也没有任何朝向指示，旋转或缩放后很难判断物体在空间中的姿态。因此在完成四个 TODO 与两项附加功能之后，又参照自建的光线追踪项目（RayTracer，基于 Three.js）中“场景网格 + 轴向 gizmo”的做法，对页面布局与场景坐标系一并重做；配色不沿用 RayTracer 的红色主题，而是完全对齐实验一 hw1.html 的浅色视觉语言，以保证两次实验在视觉上的一致性。</w:t>
+      </w:r>
+    </w:p>
+    <w:p>
+      <w:pPr>
+        <w:ind w:firstLine="420"/>
+      </w:pPr>
+      <w:r>
+        <w:rPr>
+          <w:rFonts w:ascii="微软雅黑" w:hAnsi="微软雅黑" w:eastAsia="微软雅黑"/>
+        </w:rPr>
+        <w:t>【界面布局】页面改为应用式布局，自上而下分为四个区域：顶部工具栏（模型分段按钮、七个视图预设分段按钮、投影切换按钮、复位按钮）、中央视口（自适应填充容器的画布，叠加 HTML 轴标签、右上角 gizmo 取景框与左下角操作提示条）、右侧 300px 设置面板（模型单选、相机滑块、物体变换、显示开关、操作说明五组）、底部状态栏（投影方式、相机 θ/φ/fov/距离、当前模型、平移量与缩放因子）。配色沿用实验一的取值：强调色 #2f6fdb、按钮底色 #f7f8fa 与边框 #b9c0ca、悬停 #e9edf3、视口底色 #eef1f5，字体统一为微软雅黑；所有图标均为手写内联 SVG 空心轮廓，未引入 emoji、外部图标库或网络图片。画布不再强制正方形，而是随容器尺寸变化并把实际纵横比作为 aspect 传入投影矩阵，因此窗口拉伸不会导致图形变形。交互参数与控件之间是双向同步的：键鼠改变参数后由每帧调用的 syncUI() 写回滑块、分段按钮高亮与状态栏；面板控件则反向写入全局量并立即重绘，从而不会出现“界面显示与场景实际不一致”的情况。</w:t>
+      </w:r>
+    </w:p>
+    <w:p>
+      <w:pPr>
+        <w:ind w:firstLine="420"/>
+      </w:pPr>
+      <w:r>
+        <w:rPr>
+          <w:rFonts w:ascii="微软雅黑" w:hAnsi="微软雅黑" w:eastAsia="微软雅黑"/>
+        </w:rPr>
+        <w:t>【场景坐标系】参考 RayTracer（Three.js）的 GridHelper、AxesHelper 与角落 axesGizmo，并针对其相对 Unity 场景视图的七处不足做了优化。其一是网格：改为主次双密度（次格 0.25、每 4 格一条主线即 1.0），并按“到原点距离”为每条线写入常量 alpha（a = clamp(1-|t|/3.5, 0.06, 1)）实现边缘淡出；由于片元着色器本身就是 FragColor = fColor、顶点色的 alpha 一路直通，因此只需开启 GL_BLEND 即可，无需修改着色器。其二是坐标轴：改为三色轴贯穿原点（X 红 #e13b3b、Y 绿 #3ab54a、Z 蓝 #3a6ee1），正向端点用 12 段圆锥三角扇做出箭头，负向取同色 55% 亮度的细线以示区分。其三是轴标签：不再使用易糊的 Sprite 贴图，改用 HTML 覆盖层，每帧把世界点 (L,0,0)、(0,L,0)、(0,0,L) 经 P·V 投影换算成像素坐标写入 style.left/top，矢量清晰且不随缩放模糊。其四：gizmo 所在的小视口用 gl.scissor 圈出右上角 96×96 的方区（与页面上的边框元素同位置同尺寸），只清除该区域深度，改用“只随相机旋转、不平移”的视图矩阵与 ortho(±0.72) 绘制，因此它始终立在角落、大小恒定，方向随主相机联动。其五：网格顶点一次性生成静态数据，不再随相机距离反复重建几何，避免垃圾回收抖动。其六：正交与透视投影显式可切（P 键与工具栏按钮）。其七：相机距离交由滚轮控制（camRadius∈[1.5,12]），正交投影竖向视野固定为 ±3.2、横向随纵横比变化，以保证 ±3 的网格在俯视图下不被裁切。在渲染层面，每帧按“物体（写深度）→ 地面网格 → 三色坐标轴（不写深度）→ 角落 gizmo”的顺序分四段绘制，并新增了七个视图预设（前/后/左/右/上/下/等轴测）与右键拖动旋转相机、滚轮缩放相机两项鼠标交互。</w:t>
+      </w:r>
+    </w:p>
+    <w:p>
+      <w:pPr>
+        <w:ind w:firstLine="420"/>
+      </w:pPr>
+      <w:r>
+        <w:rPr>
+          <w:rFonts w:ascii="微软雅黑" w:hAnsi="微软雅黑" w:eastAsia="微软雅黑"/>
+        </w:rPr>
+        <w:t>【实现中发现并修复的缺陷】第一处：正交投影下裁剪空间的 w 分量恒为 1，仅凭 w&lt;=0 无法识别“点位于相机平面之后”的情况，而相机最近可以推到 1.5，比轴端 2.16 还近，一旦推近就会出现轴标签被错误地投影到视口内的现象；修复方式是在投影前先用视图矩阵的第三行求出观察坐标系下的 z 值，要求 z_eye &lt; 0（即点位于相机前方）才继续投影，正交与透视两种投影下均适用。第二处：坐标轴与 gizmo 段内部都同时含有线段与圆锥三角形，而一次 drawArrays 只能指定一种图元，因此为这两段各引入了一个“线段结束位置”的子计数，把每段拆成“先线段、后三角形”两次绘制。第三处：网格半宽为 3.0 而坐标轴只画到 ±2.0，若简单地跳过网格的中心两条线，轴的端点之外会留下一圈视觉空洞；最终保留中心线、让坐标轴后绘制覆盖它，并把深度函数由 LESS 改为 LEQUAL，使两者深度相等时后绘制者胜出，既消除了空洞也避免了同深度产生的双线与 z-fighting。以上改动先后通过了 72 项无头逻辑校验（分段顶点计数、网格 alpha 公式、视图矩阵标准正交性、投影矩阵、参数限位与投影到屏幕的退化情形等）。</w:t>
+      </w:r>
+    </w:p>
+    <w:p>
+      <w:pPr>
+        <w:ind w:firstLine="420"/>
+      </w:pPr>
+      <w:r>
+        <w:rPr>
+          <w:rFonts w:ascii="微软雅黑" w:hAnsi="微软雅黑" w:eastAsia="微软雅黑"/>
+        </w:rPr>
+        <w:t>【说明】界面与坐标系的重构属于题目要求之外的附加工作，不改变四个 TODO 的算法与结论：顶点着色器仍按 P·V·M·vPosition 串联，模型变换仍为 M = T·R·S，视点仍由球面极坐标参数化后调用 lookAt，投影仍由 isOrth 标志位在 ortho 与 perspective 之间切换。</w:t>
+      </w:r>
+    </w:p>
+    <w:p>
+      <w:pPr>
+        <w:spacing w:line="240" w:lineRule="auto"/>
         <w:rPr>
           <w:rFonts w:ascii="微软雅黑" w:eastAsia="微软雅黑" w:hAnsi="微软雅黑" w:hint="eastAsia"/>
           <w:b/>
           <w:sz w:val="27"/>
         </w:rPr>
-        <w:t>3</w:t>
+      </w:pPr>
+      <w:r>
+        <w:rPr>
+          <w:rFonts w:ascii="微软雅黑" w:eastAsia="微软雅黑" w:hAnsi="微软雅黑" w:hint="eastAsia"/>
+          <w:b/>
+          <w:sz w:val="27"/>
+        </w:rPr>
+        <w:t>4</w:t>
       </w:r>
       <w:r>
         <w:rPr>

--- a/实验/2/2/HW2-报告.docx
+++ b/实验/2/2/HW2-报告.docx
@@ -360,7 +360,7 @@
         <w:rPr>
           <w:rFonts w:ascii="微软雅黑" w:hAnsi="微软雅黑" w:eastAsia="微软雅黑"/>
         </w:rPr>
-        <w:t>【TODO1 几何建模】按课件 lec4《几何造型技术》中墨西哥帽的建模方法，先把 (x,z) 平面等距划分成 11×11 个网格点并规约到 [-1,1]：Xj = j*2/(nColumns-1)-1、Zi = i*2/(nRows-1)-1；再由平面距离 r = √(x²+z²) 计算该点高度 y = sin(πr)/(πr)（r=0 处取 y=1），存入二维数组 data[i][j]。随后按课件“每四个片元构成一个四边形网格图元、逆时针顺序”的要求，对每个方格取四个顶点 A(i,j)、D(i+1,j)、C(i+1,j+1)、B(i,j+1)，以三角扇展开为两个三角形 A-D-C 与 A-C-B 依次 push 到 points 与 colors 中；顶点颜色按高度在蓝、红之间线性插值，使帽面的高低起伏在结果中更易分辨。“方块/球”两个模型沿用框架原有实现；坐标轴的绘制后来在界面与坐标系重构中被重做，见第 3 节。</w:t>
+        <w:t>【TODO1 几何建模】按课件 lec4《几何造型技术》中墨西哥帽的建模方法，先把 (x,z) 平面等距划分成 11×11 个网格点并规约到 [-1,1]：Xj = j*2/(nColumns-1)-1、Zi = i*2/(nRows-1)-1；再由平面距离 r = √(x²+z²) 计算该点高度 y = sin(πr)/(πr)（r=0 处取 y=1），存入二维数组 data[i][j]。随后按课件“每四个片元构成一个四边形网格图元、逆时针顺序”的要求，对每个方格取四个顶点 A(i,j)、D(i+1,j)、C(i+1,j+1)、B(i,j+1)，以三角扇展开为两个三角形 A-D-C 与 A-C-B 依次 push 到 points 与 colors 中；顶点颜色按高度在蓝、红之间插值（后改用 smoothstep 缓入缓出并叠加漫反射明暗，见第 3 节），使帽面的高低起伏在结果中更易分辨。“方块/球”两个模型的几何生成沿用框架原有实现，其顶点着色后来在模型外观的精修中统一改造（球面原有的三色拼色改为平滑明暗），见第 3 节；坐标轴的绘制也在界面与坐标系重构中被重做。</w:t>
       </w:r>
     </w:p>
     <w:p>
@@ -633,7 +633,7 @@
         <w:rPr>
           <w:rFonts w:ascii="微软雅黑" w:hAnsi="微软雅黑" w:eastAsia="微软雅黑"/>
         </w:rPr>
-        <w:t>【场景坐标系】参考 RayTracer（Three.js）的 GridHelper、AxesHelper 与角落 axesGizmo，并针对其相对 Unity 场景视图的七处不足做了优化。其一是网格：改为主次双密度（次格 0.25、每 4 格一条主线即 1.0），并按“到原点距离”为每条线写入常量 alpha（a = clamp(1-|t|/3.5, 0.06, 1)）实现边缘淡出；由于片元着色器本身就是 FragColor = fColor、顶点色的 alpha 一路直通，因此只需开启 GL_BLEND 即可，无需修改着色器。其二是坐标轴：改为三色轴贯穿原点（X 红 #e13b3b、Y 绿 #3ab54a、Z 蓝 #3a6ee1），正向端点用 12 段圆锥三角扇做出箭头，负向取同色 55% 亮度的细线以示区分。其三是轴标签：不再使用易糊的 Sprite 贴图，改用 HTML 覆盖层，每帧把世界点 (L,0,0)、(0,L,0)、(0,0,L) 经 P·V 投影换算成像素坐标写入 style.left/top，矢量清晰且不随缩放模糊。其四：gizmo 所在的小视口用 gl.scissor 圈出右上角 96×96 的方区（与页面上的边框元素同位置同尺寸），只清除该区域深度，改用“只随相机旋转、不平移”的视图矩阵与 ortho(±0.72) 绘制，因此它始终立在角落、大小恒定，方向随主相机联动。其五：网格顶点一次性生成静态数据，不再随相机距离反复重建几何，避免垃圾回收抖动。其六：正交与透视投影显式可切（P 键与工具栏按钮）。其七：相机距离交由滚轮控制（camRadius∈[1.5,12]），正交投影竖向视野固定为 ±3.2、横向随纵横比变化，以保证 ±3 的网格在俯视图下不被裁切。在渲染层面，每帧按“物体（写深度）→ 地面网格 → 三色坐标轴（不写深度）→ 角落 gizmo”的顺序分四段绘制，并新增了七个视图预设（前/后/左/右/上/下/等轴测）与右键拖动旋转相机、滚轮缩放相机两项鼠标交互。</w:t>
+        <w:t>【场景坐标系】参考 RayTracer（Three.js）的 GridHelper、AxesHelper 与角落 axesGizmo，并针对其相对 Unity 场景视图的七处不足做了优化。其一是网格：改为主次双密度（次格 0.25、每 4 格一条主线即 1.0），并按“到原点距离”为每条线写入常量 alpha（a = clamp(1-|t|/3.2, 0.10, 1)）实现边缘淡出；由于片元着色器本身就是 FragColor = fColor、顶点色的 alpha 一路直通，因此只需开启 GL_BLEND 即可，无需修改着色器。其二是坐标轴：改为三色轴贯穿原点（X 红 #e13b3b、Y 绿 #3ab54a、Z 蓝 #3a6ee1），正向端点用 24 段圆锥三角扇做出箭头，负向取同色 55% 亮度并改为虚线（dash 0.12 / gap 0.07），使正负半轴一眼可分。其三是轴标签：不再使用易糊的 Sprite 贴图，改用 HTML 覆盖层，每帧把世界点 (L,0,0)、(0,L,0)、(0,0,L) 经 P·V 投影换算成像素坐标写入 style.left/top，矢量清晰且不随缩放模糊。其四：gizmo 所在的小视口用 gl.scissor 圈出右上角 96×96 的方区（与页面上的边框元素同位置同尺寸），只清除该区域深度，改用“只随相机旋转、不平移”的视图矩阵与 ortho(±0.72) 绘制，因此它始终立在角落、大小恒定，方向随主相机联动。其五：网格顶点一次性生成静态数据，不再随相机距离反复重建几何，避免垃圾回收抖动。其六：正交与透视投影显式可切（P 键与工具栏按钮）。其七：相机距离交由滚轮控制（camRadius∈[1.5,12]），正交投影竖向视野固定为 ±3.2、横向随纵横比变化，以保证 ±3 的网格在俯视图下不被裁切。在渲染层面，每帧按“物体（写深度）→ 地面网格 → 三色坐标轴（不写深度）→ 角落 gizmo”的顺序分四段绘制，并新增了七个视图预设（前/后/左/右/上/下/等轴测）与右键拖动旋转相机、滚轮缩放相机两项鼠标交互。</w:t>
       </w:r>
     </w:p>
     <w:p>
@@ -649,13 +649,25 @@
     </w:p>
     <w:p>
       <w:pPr>
-        <w:ind w:firstLine="420"/>
-      </w:pPr>
-      <w:r>
-        <w:rPr>
-          <w:rFonts w:ascii="微软雅黑" w:hAnsi="微软雅黑" w:eastAsia="微软雅黑"/>
-        </w:rPr>
-        <w:t>【说明】界面与坐标系的重构属于题目要求之外的附加工作，不改变四个 TODO 的算法与结论：顶点着色器仍按 P·V·M·vPosition 串联，模型变换仍为 M = T·R·S，视点仍由球面极坐标参数化后调用 lookAt，投影仍由 isOrth 标志位在 ortho 与 perspective 之间切换。</w:t>
+        <w:spacing w:line="240" w:lineRule="auto"/>
+        <w:ind w:firstLine="420"/>
+      </w:pPr>
+      <w:r>
+        <w:rPr>
+          <w:rFonts w:ascii="微软雅黑" w:hAnsi="微软雅黑" w:eastAsia="微软雅黑"/>
+        </w:rPr>
+        <w:t>【模型外观的精修】在界面与坐标系重做之后，又针对“模型本身看起来是否精细”做了一轮打磨，同样不改变四个 TODO 的算法。其一是顶点明暗：把一盏方向光在生成顶点数据时就烘焙进顶点色，公式 k = min(1, 0.38 + 0.72·max(0, n·l))，方向光 l 取世界坐标下的 (0.600, 0.720, 0.350)；方块按六个面的外法线取明暗，球面顶点以自身归一化后的位置为法线，帽面则由高程函数解析求导 dy/dr = (πr·cos πr − sin πr)/(π r²) 得到曲面法线。这样方块六面明暗分明、球面出现平滑的体积过渡、帽顶隆起与帽檐翻卷的起伏更清晰；同时把球面原有的“每三角形青/品红/绿”拼色（在曲面上呈噪点状）替换为单一色相，色相之比在调制后保持不变，因此不干扰对颜色的直观判断。由于明暗是在顶点数据阶段烘焙的，着色器、渲染管线以及坐标轴/网格的 alpha 淡出逻辑完全不受影响。其二是几何精度：球体细分次数由 5 提到 6（顶点数 12288 → 49152），使轮廓与明暗交界线都不再出现肉眼可见的棱边；坐标轴圆锥由 12 段提到 24 段、角落 gizmo 圆锥由 8 段提到 16 段，箭头轮廓更圆润。墨西哥帽仍按课件 p.39 的规定保持 11×11 网格，未随意加密。其三是细节：坐标轴负半轴由“同色变暗的细线”改为虚线（dash 0.12 / gap 0.07），正负半轴一眼可分；主次网格的颜色对比加大（主线 rgb(0.36,0.40,0.47)、次线 rgb(0.72,0.76,0.81)）、淡出下限由 0.06 抬到 0.10，避免最外圈淡到几乎不可见而显得“网格缺角”；创建 WebGL 上下文时显式开启多重采样抗锯齿；轴标签相对轴端的外移量由 0.16 加到 0.24，避免与圆锥箭头尖端重叠。以上改动使固定段顶点数由 298 变为 538（坐标轴 288 + 网格 100 + gizmo 150，每段内部仍是“先线段、后三角形”），各次 drawArrays 的区间随之变化；并复跑了无头逻辑校验（共 72 项，新增顶点明暗取值、法线方向、虚线段数与分段计数等断言），全部通过。</w:t>
+      </w:r>
+    </w:p>
+    <w:p>
+      <w:pPr>
+        <w:ind w:firstLine="420"/>
+      </w:pPr>
+      <w:r>
+        <w:rPr>
+          <w:rFonts w:ascii="微软雅黑" w:hAnsi="微软雅黑" w:eastAsia="微软雅黑"/>
+        </w:rPr>
+        <w:t>【说明】界面与坐标系的重构、以及模型外观的精修，都属于题目要求之外的附加工作，不改变四个 TODO 的算法与结论：顶点着色器仍按 P·V·M·vPosition 串联，模型变换仍为 M = T·R·S，视点仍由球面极坐标参数化后调用 lookAt，投影仍由 isOrth 标志位在 ortho 与 perspective 之间切换。</w:t>
       </w:r>
     </w:p>
     <w:p>

--- a/实验/2/2/HW2-报告.docx
+++ b/实验/2/2/HW2-报告.docx
@@ -390,67 +390,67 @@
         <w:rPr>
           <w:rFonts w:ascii="微软雅黑" w:hAnsi="微软雅黑" w:eastAsia="微软雅黑"/>
         </w:rPr>
-        <w:t>【TODO3 观察变换矩阵 V】让相机在半径 camRadius 的球面上运动（默认 4.0，可用滚轮在 1.5~12 之间缩放）：取 theta 为绕 Y 轴的方位角、phi 为相对 +Y 轴的仰角，则 eye = r·(sinφ·sinθ, cosφ, sinφ·cosθ)。默认取 theta=45°、phi=54.7356°（=arctan√2），即标准等轴测视角，此时 eye=(2.31,2.31,2.31)，三根正向轴在屏幕上等长且互成 120°；同时只改变 phi 时相机在 YZ 平面内转动（即绕 X 轴旋转）、只改变 theta 时相机在 XZ 平面内转动（即绕 Y 轴旋转），正好与交互说明中 W/S、A/D 的注释一致。up 向量取球坐标框架中“仰角增大方向”的反向单位向量 up = (-cosφ·sinθ, sinφ, -cosφ·cosθ)，它恒为单位向量且与 eye 恒正交，因此相机正对 ±Y 轴时也不会出现“视线方向与 up 共线”的退化情形，无需额外特判。最后调用 MVnew.js 中的 lookAt(eye, at, up) 得到观察变换矩阵。</w:t>
-      </w:r>
-    </w:p>
-    <w:p>
-      <w:pPr>
-        <w:ind w:firstLine="420"/>
-        <w:rPr>
-          <w:rFonts w:ascii="微软雅黑" w:eastAsia="微软雅黑" w:hAnsi="微软雅黑" w:hint="eastAsia"/>
-          <w:color w:val="FF0000"/>
-        </w:rPr>
-      </w:pPr>
-      <w:r>
-        <w:rPr>
-          <w:rFonts w:ascii="微软雅黑" w:hAnsi="微软雅黑" w:eastAsia="微软雅黑"/>
-        </w:rPr>
-        <w:t>【TODO4 投影变换矩阵 P】用全局标志 isOrth 在正投影与透视投影之间切换，两者的视见体取值需把场景景物全部包含进去：相机位于半径 camRadius 的球面上、注视点在原点，景物落在观察坐标系中眼睛前方约 1~7 的距离内，故取 near=0.1、far=50；场景中的地面网格半宽为 3.0，故正交投影的竖向半高取 3.2、横向半宽取 3.2×aspect（aspect 为画布实际宽高比，由容器尺寸得出）；透视投影只需 fov 与 aspect，视野角 fov 由 M/N 键或侧栏滑块调节（默认 60 度）。两部分分别调用 MVnew.js 的 ortho() 与 perspective() 完成。</w:t>
-      </w:r>
-    </w:p>
-    <w:p>
-      <w:pPr>
-        <w:ind w:firstLine="420"/>
-        <w:rPr>
-          <w:rFonts w:ascii="微软雅黑" w:eastAsia="微软雅黑" w:hAnsi="微软雅黑" w:hint="eastAsia"/>
-          <w:color w:val="FF0000"/>
-        </w:rPr>
-      </w:pPr>
-      <w:r>
-        <w:rPr>
-          <w:rFonts w:ascii="微软雅黑" w:hAnsi="微软雅黑" w:eastAsia="微软雅黑"/>
-        </w:rPr>
-        <w:t>【附加功能一：虚拟跟踪球】为画布注册鼠标事件：按下时记录起点，拖动时把前后两个鼠标位置先转换为 [-1,1]×[-1,1] 的方形坐标（y 轴翻转），再投影到单位半球面 z=√(1-x²-y²)（落在单位圆外的点沿半径方向拉回圆周、取 z=0）。取两点的叉乘向量为旋转轴、两点夹角为旋转角，用 rotate(angle, axis) 生成绕任意轴的旋转矩阵并与已有累积旋转矩阵左乘，从而获得“用手拨动一个虚拟球体”的观感；位移过小（叉乘长度趋近 0）时跳过本次更新，避免旋转轴退化。</w:t>
-      </w:r>
-    </w:p>
-    <w:p>
-      <w:pPr>
-        <w:ind w:firstLine="420"/>
-        <w:rPr>
-          <w:rFonts w:ascii="微软雅黑" w:eastAsia="微软雅黑" w:hAnsi="微软雅黑" w:hint="eastAsia"/>
-          <w:color w:val="FF0000"/>
-        </w:rPr>
-      </w:pPr>
-      <w:r>
-        <w:rPr>
-          <w:rFonts w:ascii="微软雅黑" w:hAnsi="微软雅黑" w:eastAsia="微软雅黑"/>
-        </w:rPr>
-        <w:t>【附加功能二：累积变换与复位】平移、旋转、缩放三个累积量彼此独立、可任意叠加，任意时刻的模型变换均为三者复合的结果；按下空格键时相机参数与三个累积量一并复位。此外把每帧清屏改为同时清除颜色缓存与深度缓存，避免上一帧残留的深度值在旋转/缩放叠加时影响遮挡关系的正确性（原框架只清除了颜色缓存）。</w:t>
-      </w:r>
-    </w:p>
-    <w:p>
-      <w:pPr>
-        <w:ind w:firstLine="420"/>
-        <w:rPr>
-          <w:rFonts w:ascii="微软雅黑" w:eastAsia="微软雅黑" w:hAnsi="微软雅黑" w:hint="eastAsia"/>
-          <w:color w:val="FF0000"/>
-        </w:rPr>
-      </w:pPr>
-      <w:r>
-        <w:rPr>
-          <w:rFonts w:ascii="微软雅黑" w:hAnsi="微软雅黑" w:eastAsia="微软雅黑"/>
-        </w:rPr>
-        <w:t>【验证方式】在浏览器中对三个模型逐项测试：打开页面即为等轴测下的三色坐标轴（+X 指向右下、+Y 竖直向上、+Z 指向左下）与主次双密度地面网格，网格边缘按距离淡出；切换投影、视图预设、侧栏滑块与状态栏显示三者始终一致；墨西哥帽可见清晰的帽顶与外圈负值下陷、颜色由蓝到红渐变；Z/C 缩放、方向键平移、左键拖动旋转物体、右键拖动旋转相机、滚轮缩放相机距离、W/S 与 A/D 转动相机、P 切换投影、M/N 调整视野角、空格复位均正常，且三种基本变换叠加后形状与遮挡关系正确。此外，对顶点数据分段计数、网格透明度公式、视图矩阵的标准正交性、投影矩阵、参数限位与“点位于相机平面之后时隐藏轴标签”等退化情形，另做了 72 项无头逻辑校验，全部通过。</w:t>
+        <w:t>【TODO3 观察变换矩阵 V】让相机在半径 camRadius 的球面上运动（默认 9.0，可用 Shift+滚轮或侧栏滑块在 2~40 之间推拉）：取 theta 为绕 Y 轴的方位角、phi 为相对 +Y 轴的仰角，则 eye = r·(sinφ·sinθ, cosφ, sinφ·cosθ)。默认取 theta=45°、phi=54.7356°（=arctan√2），即标准等轴测视角，此时 eye=(5.196,5.196,5.196)，三根正向轴在屏幕上等长且互成 120°。需要特别说明的是 W/S 的旋转轴：只改变 phi 时 eye 的转动轴是 (-cosθ, 0, sinθ)，只有 θ=0°/180°（前/后视图）时它才等于 ∓X 轴，默认等轴视角（θ=45°）下该轴恰好是屏幕水平轴，观感上像是“绕一根不存在的斜轴转”。因此本程序改为让 W/S 把视线方向严格绕世界 X 轴旋转，再由旋转后的方向反算 (θ, φ)（见第 4 节修正一）；A/D 改变 theta 本身就精确等价于绕世界 Y 轴的旋转。up 向量取球坐标框架中“仰角增大方向”的反向单位向量 up = (-cosφ·sinθ, sinφ, -cosφ·cosθ)，它恒为单位向量且与 eye 恒正交，因此相机正对 ±Y 轴时也不会出现“视线方向与 up 共线”的退化情形，无需额外特判。最后调用 MVnew.js 中的 lookAt(eye, at, up) 得到观察变换矩阵。</w:t>
+      </w:r>
+    </w:p>
+    <w:p>
+      <w:pPr>
+        <w:ind w:firstLine="420"/>
+        <w:rPr>
+          <w:rFonts w:ascii="微软雅黑" w:eastAsia="微软雅黑" w:hAnsi="微软雅黑" w:hint="eastAsia"/>
+          <w:color w:val="FF0000"/>
+        </w:rPr>
+      </w:pPr>
+      <w:r>
+        <w:rPr>
+          <w:rFonts w:ascii="微软雅黑" w:hAnsi="微软雅黑" w:eastAsia="微软雅黑"/>
+        </w:rPr>
+        <w:t>【TODO4 投影变换矩阵 P】用全局标志 isOrth 在正投影与透视投影之间切换，两者的视见体取值需把场景景物全部包含进去：相机位于半径 camRadius（默认 9，范围 2~40）的球面上、注视点在原点，景物离原点的最远距离约 8.5（±6 网格的角点），故景物落在观察坐标系中眼睛前方约 camRadius-8.5 ~ camRadius+8.5 的范围内，取 near=0.5、far=200；场景中的地面网格半宽为 6.0，故正交投影的竖向半高取 6.5、横向半宽取 6.5×aspect（aspect 为画布实际宽高比，由容器尺寸得出），这样七个视图预设（尤其是俯视图）下 ±6 网格都能完整入画。另外由于“平行投影下沿视线方向平移观察者并不改变成像”，正交视见体的 near/far 只需保证场景不被裁掉，这里取关于观察者前后各 200 的对称区间，避免相机距离调小后近平面把网格靠后的部分切掉一块。透视投影还需要 fov 与 aspect，视野角 fov 由 M/N 键或侧栏滑块调节（默认 60 度）。两部分分别调用 MVnew.js 的 ortho() 与 perspective() 完成。</w:t>
+      </w:r>
+    </w:p>
+    <w:p>
+      <w:pPr>
+        <w:ind w:firstLine="420"/>
+        <w:rPr>
+          <w:rFonts w:ascii="微软雅黑" w:eastAsia="微软雅黑" w:hAnsi="微软雅黑" w:hint="eastAsia"/>
+          <w:color w:val="FF0000"/>
+        </w:rPr>
+      </w:pPr>
+      <w:r>
+        <w:rPr>
+          <w:rFonts w:ascii="微软雅黑" w:hAnsi="微软雅黑" w:eastAsia="微软雅黑"/>
+        </w:rPr>
+        <w:t>【附加功能一：虚拟跟踪球】为画布注册鼠标事件：按下时记录按下点与当时的姿态快照，拖动时把按下点与当前点都转换为 [-1,1]×[-1,1] 的方形坐标（y 轴翻转），再投影到单位半球面 z=√(1-x²-y²)（落在单位圆外的点沿半径方向拉回圆周、取 z=0）。取两点的叉乘向量为旋转轴、两点夹角为旋转角，用 rotate(-angle, axis) 生成绕该轴的旋转矩阵，左乘到“按下时的姿态快照”上，从而获得“用手拨动一个虚拟球体”的观感。这样实现的是绝对映射：任意时刻的姿态只由“按下点→当前点”这对坐标决定，因此鼠标拖回按下点时物体姿态精确复原（若像原来那样逐帧累加增量，由于三维旋转不可交换，绕任意路径回到起点是无法复原的）；两点重合时叉乘长度趋近 0，直接取回快照即可，不会产生非法的旋转轴。另一个关键修正是坐标系的换算：叉乘轴是在相机坐标系下算出的，必须先用视图矩阵旋转部分的转置把它换算回世界坐标（世界向量 = a0·row0 + a1·row1 + a2·row2 = Vᵀ·a）再传给 rotate()，否则只有在接近前视图（视图矩阵旋转部分≈单位阵）时旋转方向才碰巧正确。此外左键的功能可由中键在“旋转物体”与“平移物体”之间切换（见第 4 节修正五）。</w:t>
+      </w:r>
+    </w:p>
+    <w:p>
+      <w:pPr>
+        <w:ind w:firstLine="420"/>
+        <w:rPr>
+          <w:rFonts w:ascii="微软雅黑" w:eastAsia="微软雅黑" w:hAnsi="微软雅黑" w:hint="eastAsia"/>
+          <w:color w:val="FF0000"/>
+        </w:rPr>
+      </w:pPr>
+      <w:r>
+        <w:rPr>
+          <w:rFonts w:ascii="微软雅黑" w:hAnsi="微软雅黑" w:eastAsia="微软雅黑"/>
+        </w:rPr>
+        <w:t>【附加功能二：累积变换、交互模式与复位】平移、旋转、缩放三个累积量彼此独立、可任意叠加，任意时刻的模型变换均为三者复合的结果；鼠标左键按当前模式（旋转/平移）作用于物体，滚轮只缩放物体、Shift+滚轮推拉相机距离，方向键与侧栏数字框精确平移，按下空格键时相机参数、左键模式与三个累积量一并复位。此外把每帧清屏改为同时清除颜色缓存与深度缓存，避免上一帧残留的深度值在旋转/缩放叠加时影响遮挡关系的正确性（原框架只清除了颜色缓存）。</w:t>
+      </w:r>
+    </w:p>
+    <w:p>
+      <w:pPr>
+        <w:ind w:firstLine="420"/>
+        <w:rPr>
+          <w:rFonts w:ascii="微软雅黑" w:eastAsia="微软雅黑" w:hAnsi="微软雅黑" w:hint="eastAsia"/>
+          <w:color w:val="FF0000"/>
+        </w:rPr>
+      </w:pPr>
+      <w:r>
+        <w:rPr>
+          <w:rFonts w:ascii="微软雅黑" w:hAnsi="微软雅黑" w:eastAsia="微软雅黑"/>
+        </w:rPr>
+        <w:t>【验证方式】在浏览器中对三个模型逐项测试：打开页面即为等轴测下的三色坐标轴（+X 指向右下、+Y 竖直向上、+Z 指向左下）与主次双密度地面网格，网格边缘按距离淡出；切换投影、视图预设、侧栏滑块与状态栏显示三者始终一致；墨西哥帽可见清晰的帽顶与外圈负值下陷、颜色由蓝到红渐变；Z/C 与滚轮缩放物体（坐标轴与网格保持不动）、方向键与左键平移模式移动物体、左键拖动旋转物体、中键切换左键功能、右键拖动旋转相机、Shift+滚轮推拉相机、W/S 与 A/D 转动相机（按住连续平滑）、P 切换投影、M/N 调整视野角、空格复位均正常，且三种基本变换叠加后形状与遮挡关系正确。此外，对顶点数据分段计数、网格透明度公式、视图矩阵的标准正交性、投影矩阵、参数限位、“点位于相机平面之后时隐藏轴标签”等退化情形，以及本轮新增的相机绕世界轴旋转、跟踪球绝对映射、平移映射与按键连续旋转的角速度，共做了 74 项无头逻辑校验，全部通过。</w:t>
       </w:r>
     </w:p>
     <w:p>
@@ -542,7 +542,7 @@
         <w:rPr>
           <w:rFonts w:ascii="微软雅黑" w:hAnsi="微软雅黑" w:eastAsia="微软雅黑"/>
         </w:rPr>
-        <w:t>相机极坐标参数的变量角色。课件 lec6 给出的是球坐标表达式，但若直接照搬其变量角色，默认 theta=0 时会恰好位于极点，此时改变 phi 不产生任何视觉变化（方位角无意义）。因此本程序按“theta 为绕 Y 轴的方位角、phi 为相对 +Y 轴的仰角”分配变量，既复现了框架给出的初始 eye=(0,0,2)，又使 W/S、A/D 分别对应绕 X 轴、绕 Y 轴的转动。</w:t>
+        <w:t>相机极坐标参数的变量角色。课件 lec6 给出的是球坐标表达式，但若直接照搬其变量角色，默认 theta=0 时会恰好位于极点，此时改变 phi 不产生任何视觉变化（方位角无意义）。因此本程序按“theta 为绕 Y 轴的方位角、phi 为相对 +Y 轴的仰角”分配变量，既复现了框架给出的初始 eye=(0,0,2)，又使 A/D 精确对应绕世界 Y 轴的转动。而 W/S 不能简单写成 phi±Δ：只改 phi 时 eye 的转动轴是 (-cosθ, 0, sinθ)，一般方位角下它并不是世界 X 轴，这正是“看起来在绕一根斜轴转”的根源；必须把视线方向按 R_x 严格旋转后再反算 (θ, φ)，才能既绕世界 X 轴、又不让画面累积滚转（见第 4 节修正一）。</w:t>
       </w:r>
     </w:p>
     <w:p>
@@ -572,22 +572,22 @@
         <w:rPr>
           <w:rFonts w:ascii="微软雅黑" w:hAnsi="微软雅黑" w:eastAsia="微软雅黑"/>
         </w:rPr>
-        <w:t>跟踪球的轴与角构造。鼠标位置需要先归一化到方形区域并做 y 轴翻转（屏幕坐标向下为正，而模型向上为正），否则拖动方向会上下颠倒；投影到半球面时若只取 z=√(1-x²-y²)，圆形区域之外会出现根号内为负，需对圆外点做半径归一化；两点近似重合时叉乘向量长度趋近 0，必须跳过以避免产生非法的旋转轴。</w:t>
-      </w:r>
-    </w:p>
-    <w:p>
-      <w:pPr>
-        <w:ind w:firstLine="420"/>
-        <w:rPr>
-          <w:rFonts w:ascii="微软雅黑" w:eastAsia="微软雅黑" w:hAnsi="微软雅黑" w:hint="eastAsia"/>
-          <w:color w:val="FF0000"/>
-        </w:rPr>
-      </w:pPr>
-      <w:r>
-        <w:rPr>
-          <w:rFonts w:ascii="微软雅黑" w:hAnsi="微软雅黑" w:eastAsia="微软雅黑"/>
-        </w:rPr>
-        <w:t>视见体参数与深度缓存。near/far 取值不当会导致景物被裁掉或深度精度下降，这里按“相机球面半径 4（可在 1.5~12 之间缩放）、景物位于眼睛前方约 1~7”估算取值，并把正交视见体放大到竖向 ±3.2、横向 ±3.2×aspect 以覆盖 ±3 的地面网格；此外原框架清屏只清除颜色缓存，深度缓存跨帧残留会在旋转/缩放叠加时造成物体内部遮挡关系错误，需要改为同时清除深度缓存。</w:t>
+        <w:t>跟踪球的轴与角构造。鼠标位置需要先归一化到方形区域并做 y 轴翻转（屏幕坐标向下为正，而模型向上为正），否则拖动方向会上下颠倒；投影到半球面时若只取 z=√(1-x²-y²)，圆形区域之外会出现根号内为负，需对圆外点做半径归一化。更关键的是两点：其一，叉乘轴是在相机坐标系下得到的，必须先换算到世界坐标再交给 rotate()，否则只有接近前视图时方向才正确；其二，应采用“按下点→当前点”的绝对映射而不是逐帧增量累加，否则三维旋转不可交换会导致鼠标绕一圈回到按下点时物体姿态无法复原（“拖回原处却不回到原角度”）。</w:t>
+      </w:r>
+    </w:p>
+    <w:p>
+      <w:pPr>
+        <w:ind w:firstLine="420"/>
+        <w:rPr>
+          <w:rFonts w:ascii="微软雅黑" w:eastAsia="微软雅黑" w:hAnsi="微软雅黑" w:hint="eastAsia"/>
+          <w:color w:val="FF0000"/>
+        </w:rPr>
+      </w:pPr>
+      <w:r>
+        <w:rPr>
+          <w:rFonts w:ascii="微软雅黑" w:hAnsi="微软雅黑" w:eastAsia="微软雅黑"/>
+        </w:rPr>
+        <w:t>视见体参数与深度缓存。near/far 取值不当会导致景物被裁掉或深度精度下降，这里按“相机球面半径默认 9（可在 2~40 之间推拉）、景物离原点最远约 8.5”估算，取 near=0.5、far=200；正交视见体放大到竖向 ±6.5、横向 ±6.5×aspect 以覆盖 ±6 的地面网格，并把它的 near/far 取成关于观察者前后各 200 的对称区间（平行投影下沿视线平移观察者不改变成像，只需保证不裁掉场景）；此外原框架清屏只清除颜色缓存，深度缓存跨帧残留会在旋转/缩放叠加时造成物体内部遮挡关系错误，需要改为同时清除深度缓存。</w:t>
       </w:r>
     </w:p>
     <w:p>
@@ -633,18 +633,18 @@
         <w:rPr>
           <w:rFonts w:ascii="微软雅黑" w:hAnsi="微软雅黑" w:eastAsia="微软雅黑"/>
         </w:rPr>
-        <w:t>【场景坐标系】参考 RayTracer（Three.js）的 GridHelper、AxesHelper 与角落 axesGizmo，并针对其相对 Unity 场景视图的七处不足做了优化。其一是网格：改为主次双密度（次格 0.25、每 4 格一条主线即 1.0），并按“到原点距离”为每条线写入常量 alpha（a = clamp(1-|t|/3.2, 0.10, 1)）实现边缘淡出；由于片元着色器本身就是 FragColor = fColor、顶点色的 alpha 一路直通，因此只需开启 GL_BLEND 即可，无需修改着色器。其二是坐标轴：改为三色轴贯穿原点（X 红 #e13b3b、Y 绿 #3ab54a、Z 蓝 #3a6ee1），正向端点用 24 段圆锥三角扇做出箭头，负向取同色 55% 亮度并改为虚线（dash 0.12 / gap 0.07），使正负半轴一眼可分。其三是轴标签：不再使用易糊的 Sprite 贴图，改用 HTML 覆盖层，每帧把世界点 (L,0,0)、(0,L,0)、(0,0,L) 经 P·V 投影换算成像素坐标写入 style.left/top，矢量清晰且不随缩放模糊。其四：gizmo 所在的小视口用 gl.scissor 圈出右上角 96×96 的方区（与页面上的边框元素同位置同尺寸），只清除该区域深度，改用“只随相机旋转、不平移”的视图矩阵与 ortho(±0.72) 绘制，因此它始终立在角落、大小恒定，方向随主相机联动。其五：网格顶点一次性生成静态数据，不再随相机距离反复重建几何，避免垃圾回收抖动。其六：正交与透视投影显式可切（P 键与工具栏按钮）。其七：相机距离交由滚轮控制（camRadius∈[1.5,12]），正交投影竖向视野固定为 ±3.2、横向随纵横比变化，以保证 ±3 的网格在俯视图下不被裁切。在渲染层面，每帧按“物体（写深度）→ 地面网格 → 三色坐标轴（不写深度）→ 角落 gizmo”的顺序分四段绘制，并新增了七个视图预设（前/后/左/右/上/下/等轴测）与右键拖动旋转相机、滚轮缩放相机两项鼠标交互。</w:t>
-      </w:r>
-    </w:p>
-    <w:p>
-      <w:pPr>
-        <w:ind w:firstLine="420"/>
-      </w:pPr>
-      <w:r>
-        <w:rPr>
-          <w:rFonts w:ascii="微软雅黑" w:hAnsi="微软雅黑" w:eastAsia="微软雅黑"/>
-        </w:rPr>
-        <w:t>【实现中发现并修复的缺陷】第一处：正交投影下裁剪空间的 w 分量恒为 1，仅凭 w&lt;=0 无法识别“点位于相机平面之后”的情况，而相机最近可以推到 1.5，比轴端 2.16 还近，一旦推近就会出现轴标签被错误地投影到视口内的现象；修复方式是在投影前先用视图矩阵的第三行求出观察坐标系下的 z 值，要求 z_eye &lt; 0（即点位于相机前方）才继续投影，正交与透视两种投影下均适用。第二处：坐标轴与 gizmo 段内部都同时含有线段与圆锥三角形，而一次 drawArrays 只能指定一种图元，因此为这两段各引入了一个“线段结束位置”的子计数，把每段拆成“先线段、后三角形”两次绘制。第三处：网格半宽为 3.0 而坐标轴只画到 ±2.0，若简单地跳过网格的中心两条线，轴的端点之外会留下一圈视觉空洞；最终保留中心线、让坐标轴后绘制覆盖它，并把深度函数由 LESS 改为 LEQUAL，使两者深度相等时后绘制者胜出，既消除了空洞也避免了同深度产生的双线与 z-fighting。以上改动先后通过了 72 项无头逻辑校验（分段顶点计数、网格 alpha 公式、视图矩阵标准正交性、投影矩阵、参数限位与投影到屏幕的退化情形等）。</w:t>
+        <w:t>【场景坐标系】参考 RayTracer（Three.js）的 GridHelper、AxesHelper 与角落 axesGizmo，并针对其相对 Unity 场景视图的不足做了优化。其一是网格：改为主次双密度（次格 0.5、每 4 格一条主线即 2.0 间隔，主线正好落在 0、±2、±4、±6 上），并按“到原点距离”为每条线写入常量 alpha（a = clamp(1-|t|/6.5, 0.10, 1)）实现边缘淡出；由于片元着色器本身就是 FragColor = fColor、顶点色的 alpha 一路直通，因此只需开启 GL_BLEND 即可，无需修改着色器。其二是坐标轴：改为三色轴贯穿原点（X 红 #e13b3b、Y 绿 #3ab54a、Z 蓝 #3a6ee1），半轴长放大到 4.0，正向端点用 24 段圆锥三角扇做出高 0.40、底半径 0.11 的箭头，负向取同色 55% 亮度并改为虚线（dash 0.24 / gap 0.16，步长 0.4 恰好把 ±4 分成 10 段），使正负半轴一眼可分。其三是轴标签：不再使用易糊的 Sprite 贴图，改用 HTML 覆盖层，每帧把世界点 (L,0,0)、(0,L,0)、(0,0,L) 经 P·V 投影换算成像素坐标写入 style.left/top，矢量清晰且不随缩放模糊，标签相对轴端外移 0.45 以避免与圆锥尖端重叠。其四：gizmo 所在的小视口用 gl.scissor 圈出右上角 96×96 的方区（与页面上的边框元素同位置同尺寸），只清除该区域深度，改用“只随相机旋转、不平移”的视图矩阵与 ortho(±0.72) 绘制，因此它始终立在角落、大小恒定，方向随主相机联动。其五：网格顶点一次性生成静态数据，不再随相机距离反复重建几何，避免垃圾回收抖动。其六：正交与透视投影显式可切（P 键与工具栏按钮），投影切换时工具栏按钮文字、侧栏与状态栏三者同步。其七：滚轮只缩放物体、Shift+滚轮推拉相机距离（camRadius∈[2,40]），正交投影竖向视野固定为 ±6.5、横向随纵横比变化，保证 ±6 的网格在俯视图下不被裁切。在渲染层面，每帧按“物体（写深度）→ 地面网格 → 三色坐标轴（不写深度）→ 角落 gizmo”的顺序分四段绘制，并新增了七个视图预设（前/后/左/右/上/下/等轴测）与右键拖动旋转相机、中键切换左键功能两项鼠标交互。</w:t>
+      </w:r>
+    </w:p>
+    <w:p>
+      <w:pPr>
+        <w:ind w:firstLine="420"/>
+      </w:pPr>
+      <w:r>
+        <w:rPr>
+          <w:rFonts w:ascii="微软雅黑" w:hAnsi="微软雅黑" w:eastAsia="微软雅黑"/>
+        </w:rPr>
+        <w:t>【实现中发现并修复的缺陷】第一处：正交投影下裁剪空间的 w 分量恒为 1，仅凭 w&lt;=0 无法识别“点位于相机平面之后”的情况，而相机最近可以推近到 2，网格沿视线方向却延伸到约 8.5，一旦推近就会有大量顶点位于相机平面之后而出现轴标签被错误地投影到视口内的现象；修复方式是在投影前先用视图矩阵的第三行求出观察坐标系下的 z 值，要求 z_eye &lt; 0（即点位于相机前方）才继续投影，正交与透视两种投影下均适用。第二处：坐标轴与 gizmo 段内部都同时含有线段与圆锥三角形，而一次 drawArrays 只能指定一种图元，因此为这两段各引入了一个“线段结束位置”的子计数，把每段拆成“先线段、后三角形”两次绘制。第三处：网格半宽大于坐标轴半轴长，若简单地跳过网格的中心两条线，轴的端点之外会留下一圈视觉空洞；最终保留中心线、让坐标轴后绘制覆盖它，并把深度函数由 LESS 改为 LEQUAL，使两者深度相等时后绘制者胜出，既消除了空洞也避免了同深度产生的双线与 z-fighting。第四处（本轮）：W/S 原本写成 phi±5，而只改 phi 时 eye 的转动轴是 (-cosθ,0,sinθ)，普通方位角下并不是世界 X 轴，观感即“绕一根不存在的轴转”；修复方式是让视线方向严格绕世界 X 轴旋转后反算 (θ,φ)。第五处（本轮）：相机键盘旋转原本每收到一次按键事件就整步跳 5°，而操作系统的按键重复是“先延迟、后定频”，因此按住时必然一顿一顿；修复方式是改为状态位 + requestAnimationFrame 按真实时间步长连续累加（90°/s，单帧步长上限 50ms，避免切回标签页后补帧突跳）。第六处（本轮）：跟踪球原为增量映射，三维旋转不可交换导致鼠标绕任意路径回到按下点时姿态无法复原（只有沿一条直线来回运动才碰巧一致）；同时它的叉乘轴在相机坐标系下算出却被直接当作世界坐标轴使用，只有在接近前视图时才碰巧正确；修复方式是改为绝对映射（按下点→当前点）并用 Vᵀ 把轴换算到世界坐标。第七处（本轮）：滚轮原本改的是相机距离，导致坐标轴与网格也跟着一起被拉近拉远，与“只缩放物体”的预期不符；修复方式是滚轮直接改 modelScale（0.2~3.0），推拉相机改为 Shift+滚轮。第八处（本轮）：正投影的视见体原本取 near=0.1，而平行投影下沿视线平移观察者并不改变成像，相机距离调小后近平面会把网格靠后的部分切掉；修复方式是把正交视见体的 near/far 改为关于观察者前后各 200 的对称区间。以上改动先后通过了无头逻辑校验（最后一版共 74 项：分段顶点计数、网格 alpha 公式、视图矩阵正交性、投影矩阵关键元素、参数限位、投影到屏幕的退化情形、相机绕世界轴旋转的逐分量比对、跟踪球的“拖回复原”与“路径无关”、平移映射、中键切换、滚轮分工、按键连续旋转的角速度与单帧上限、以及七个视图预设下的取景与深度裁剪），全部通过。</w:t>
       </w:r>
     </w:p>
     <w:p>
@@ -656,52 +656,184 @@
         <w:rPr>
           <w:rFonts w:ascii="微软雅黑" w:hAnsi="微软雅黑" w:eastAsia="微软雅黑"/>
         </w:rPr>
-        <w:t>【模型外观的精修】在界面与坐标系重做之后，又针对“模型本身看起来是否精细”做了一轮打磨，同样不改变四个 TODO 的算法。其一是顶点明暗：把一盏方向光在生成顶点数据时就烘焙进顶点色，公式 k = min(1, 0.38 + 0.72·max(0, n·l))，方向光 l 取世界坐标下的 (0.600, 0.720, 0.350)；方块按六个面的外法线取明暗，球面顶点以自身归一化后的位置为法线，帽面则由高程函数解析求导 dy/dr = (πr·cos πr − sin πr)/(π r²) 得到曲面法线。这样方块六面明暗分明、球面出现平滑的体积过渡、帽顶隆起与帽檐翻卷的起伏更清晰；同时把球面原有的“每三角形青/品红/绿”拼色（在曲面上呈噪点状）替换为单一色相，色相之比在调制后保持不变，因此不干扰对颜色的直观判断。由于明暗是在顶点数据阶段烘焙的，着色器、渲染管线以及坐标轴/网格的 alpha 淡出逻辑完全不受影响。其二是几何精度：球体细分次数由 5 提到 6（顶点数 12288 → 49152），使轮廓与明暗交界线都不再出现肉眼可见的棱边；坐标轴圆锥由 12 段提到 24 段、角落 gizmo 圆锥由 8 段提到 16 段，箭头轮廓更圆润。墨西哥帽仍按课件 p.39 的规定保持 11×11 网格，未随意加密。其三是细节：坐标轴负半轴由“同色变暗的细线”改为虚线（dash 0.12 / gap 0.07），正负半轴一眼可分；主次网格的颜色对比加大（主线 rgb(0.36,0.40,0.47)、次线 rgb(0.72,0.76,0.81)）、淡出下限由 0.06 抬到 0.10，避免最外圈淡到几乎不可见而显得“网格缺角”；创建 WebGL 上下文时显式开启多重采样抗锯齿；轴标签相对轴端的外移量由 0.16 加到 0.24，避免与圆锥箭头尖端重叠。以上改动使固定段顶点数由 298 变为 538（坐标轴 288 + 网格 100 + gizmo 150，每段内部仍是“先线段、后三角形”），各次 drawArrays 的区间随之变化；并复跑了无头逻辑校验（共 72 项，新增顶点明暗取值、法线方向、虚线段数与分段计数等断言），全部通过。</w:t>
-      </w:r>
-    </w:p>
-    <w:p>
-      <w:pPr>
-        <w:ind w:firstLine="420"/>
-      </w:pPr>
-      <w:r>
-        <w:rPr>
-          <w:rFonts w:ascii="微软雅黑" w:hAnsi="微软雅黑" w:eastAsia="微软雅黑"/>
-        </w:rPr>
-        <w:t>【说明】界面与坐标系的重构、以及模型外观的精修，都属于题目要求之外的附加工作，不改变四个 TODO 的算法与结论：顶点着色器仍按 P·V·M·vPosition 串联，模型变换仍为 M = T·R·S，视点仍由球面极坐标参数化后调用 lookAt，投影仍由 isOrth 标志位在 ortho 与 perspective 之间切换。</w:t>
+        <w:t>【模型外观的精修】在界面与坐标系重做之后，又针对“模型本身看起来是否精细”做了一轮打磨，同样不改变四个 TODO 的算法。其一是顶点明暗：把一盏方向光在生成顶点数据时就烘焙进顶点色，公式 k = min(1, 0.38 + 0.72·max(0, n·l))，方向光 l 取世界坐标下的 (0.600, 0.720, 0.350)；方块按六个面的外法线取明暗，球面顶点以自身归一化后的位置为法线，帽面则由高程函数解析求导 dy/dr = (πr·cos πr − sin πr)/(π r²) 得到曲面法线。这样方块六面明暗分明、球面出现平滑的体积过渡、帽顶隆起与帽檐翻卷的起伏更清晰；同时把球面原有的“每三角形青/品红/绿”拼色（在曲面上呈噪点状）替换为单一色相，色相之比在调制后保持不变，因此不干扰对颜色的直观判断。由于明暗是在顶点数据阶段烘焙的，着色器、渲染管线以及坐标轴/网格的 alpha 淡出逻辑完全不受影响。其二是几何精度：球体细分次数由 5 提到 6（顶点数 12288 → 49152），使轮廓与明暗交界线都不再出现肉眼可见的棱边；坐标轴圆锥由 12 段提到 24 段、角落 gizmo 圆锥由 8 段提到 16 段，箭头轮廓更圆润。墨西哥帽仍按课件 p.39 的规定保持 11×11 网格，未随意加密。其三是细节：坐标轴负半轴由“同色变暗的细线”改为虚线（初版 dash 0.12 / gap 0.07，本轮场景放大后取 0.24 / 0.16，步长 0.4 恰好把 ±4 分成 10 段）；主次网格的颜色对比加大（主线 rgb(0.36,0.40,0.47)、次线 rgb(0.72,0.76,0.81)）、淡出下限由 0.06 抬到 0.10，避免最外圈淡到几乎不可见而显得“网格缺角”；创建 WebGL 上下文时显式开启多重采样抗锯齿；轴标签相对轴端的外移量由 0.16 加到 0.24（本轮半轴长由 2.0 放大到 4.0 后进一步取 0.45），避免与圆锥箭头尖端重叠。以上改动使固定段顶点数由 298 变为 538（坐标轴 288 + 网格 100 + gizmo 150，每段内部仍是“先线段、后三角形”），本轮场景尺度放大后又变为 532（坐标轴 282 + 网格 100 + gizmo 150，其中坐标轴段内的线段由 72 变为 66，因为负半轴虚线由 11 段变为 10 段）；各次 drawArrays 的区间随之变化，并复跑了无头逻辑校验（共 74 项），全部通过。</w:t>
+      </w:r>
+    </w:p>
+    <w:p>
+      <w:pPr>
+        <w:ind w:firstLine="420"/>
+      </w:pPr>
+      <w:r>
+        <w:rPr>
+          <w:rFonts w:ascii="微软雅黑" w:hAnsi="微软雅黑" w:eastAsia="微软雅黑"/>
+        </w:rPr>
+        <w:t>【说明】界面与坐标系的重构、模型外观的精修，以及本轮交互语义的修正，都属于题目要求之外的附加工作，不改变四个 TODO 的算法与结论：顶点着色器仍按 P·V·M·vPosition 串联，模型变换仍为 M = T·R·S，视点仍由球面极坐标参数化后调用 lookAt，投影仍由 isOrth 标志位在 ortho 与 perspective 之间切换。唯一需要说明的是 W/S 的旋转轴语义：题目只要求“绕 X 轴转动”，而“只改 φ”在一般方位角下并不等于绕世界 X 轴，本程序按字面要求把视线方向严格绕世界 X 轴旋转，这属于对既有 TODO3 行为的一处修正，而非新增功能。</w:t>
       </w:r>
     </w:p>
     <w:p>
       <w:pPr>
         <w:spacing w:line="240" w:lineRule="auto"/>
-        <w:rPr>
-          <w:rFonts w:ascii="微软雅黑" w:eastAsia="微软雅黑" w:hAnsi="微软雅黑" w:hint="eastAsia"/>
+      </w:pPr>
+      <w:r>
+        <w:rPr>
+          <w:rFonts w:ascii="微软雅黑" w:hAnsi="微软雅黑" w:eastAsia="微软雅黑"/>
           <w:b/>
           <w:sz w:val="27"/>
         </w:rPr>
-      </w:pPr>
-      <w:r>
+        <w:t>4 本轮补充：交互语义修正与坐标系辨析</w:t>
+      </w:r>
+    </w:p>
+    <w:p>
+      <w:pPr>
+        <w:ind w:firstLine="420"/>
+        <w:rPr>
+          <w:rFonts w:ascii="微软雅黑" w:eastAsia="微软雅黑" w:hAnsi="微软雅黑" w:hint="eastAsia"/>
+          <w:color w:val="FF0000"/>
+        </w:rPr>
+      </w:pPr>
+      <w:r>
+        <w:rPr>
+          <w:rFonts w:ascii="微软雅黑" w:hAnsi="微软雅黑" w:eastAsia="微软雅黑"/>
+        </w:rPr>
+        <w:t>【正投影与透视投影的区分】正投影（平行投影）的光线相互平行、没有共同的出发点，物体投影后的尺寸与它到相机的距离无关，一组原本平行的线投影后仍然平行；透视投影的光线从视点出发向四周发散，因此有“近大远小”，平行线会收敛到灭点。反映到矩阵上：正投影的 P[3][3]=1、裁剪坐标的 w 分量恒为 1，不做透视除法，视野由 left/right/bottom/top 直接给出；透视投影的 P[3][2]=-1、w=-z_eye，必须做透视除法，“近大远小”正是这个除法带来的。区分方法也很简单：把同一物体沿视线方向前后移动，大小完全不变的是正投影、会明显变化的是透视投影；或者观察地面网格这组本应平行的线是否汇聚。本程序默认正投影，按 P 键（或点工具栏的投影按钮）即可切换，再配合相机距离滑块前后拉动就能立刻看出差别。</w:t>
+      </w:r>
+    </w:p>
+    <w:p>
+      <w:pPr>
+        <w:ind w:firstLine="420"/>
+        <w:rPr>
+          <w:rFonts w:ascii="微软雅黑" w:eastAsia="微软雅黑" w:hAnsi="微软雅黑" w:hint="eastAsia"/>
+          <w:color w:val="FF0000"/>
+        </w:rPr>
+      </w:pPr>
+      <w:r>
+        <w:rPr>
+          <w:rFonts w:ascii="微软雅黑" w:hAnsi="微软雅黑" w:eastAsia="微软雅黑"/>
+        </w:rPr>
+        <w:t>【关于“看起来像左手坐标系”】MVnew.js 的 lookAt 是标准的 gluLookAt 实现（v=normalize(at−eye)、n=normalize(cross(v,up))、u=normalize(cross(n,v))，矩阵前三行依次为 n、u、−v），ortho 与 perspective 也都是标准 GL 实现，矩阵链 P·V·M 中不含任何负缩放或镜像，因此世界坐标系是严格的右手系。观感上容易误判为左手系有两方面原因：其一是默认等轴视角下 eye=(5.196,5.196,5.196)，三根正半轴都朝向观察者，屏幕上 +Y 朝上、+X 朝右下、+Z 朝左下，与“+X 朝右、+Z 朝屏幕外”的常见直觉不同；其二是 WebGL 的裁剪空间（NDC）本身就是左手系、+Z 指向屏幕内部，这只是图形 API 的内部约定，并不会反过来改变世界坐标系的手性。自检方法：切到前视图（θ=0°、φ=90°，eye=(0,0,r)，视线沿 −Z），此时屏幕向右为世界 +X、向上为世界 +Y、+Z 指向观察者，右手从 +X 弯向 +Y 时拇指指向 +Z，右手系成立。</w:t>
+      </w:r>
+    </w:p>
+    <w:p>
+      <w:pPr>
+        <w:ind w:firstLine="420"/>
+        <w:rPr>
+          <w:rFonts w:ascii="微软雅黑" w:eastAsia="微软雅黑" w:hAnsi="微软雅黑" w:hint="eastAsia"/>
+          <w:color w:val="FF0000"/>
+        </w:rPr>
+      </w:pPr>
+      <w:r>
+        <w:rPr>
+          <w:rFonts w:ascii="微软雅黑" w:hAnsi="微软雅黑" w:eastAsia="微软雅黑"/>
+        </w:rPr>
+        <w:t>【修正一：W/S 真正绕世界 X 轴旋转】原实现把 W/S 直接写成 phi±5，而只改变 phi 时 eye 的转动轴是 (-cosθ, 0, sinθ)：只有当 θ=0°/180°（前/后视图）时它才等于 ∓X 轴，默认等轴视角（θ=45°）下该轴恰好是屏幕水平轴，所以观感像是“绕一根不存在的斜轴转”。现改为：先由当前 (θ,φ) 算出视线方向 d，按 R_x(a)·v=(v0, v1·cos a − v2·sin a, v1·sin a + v2·cos a) 把 d 严格绕世界 X 轴旋转，再由旋转后的方向反算 φ′=acos(y′)、θ′=atan2(x′,z′)；up 向量随后按球面公式用新的 (θ,φ) 重新生成，因此相机不会累积滚转、地平线始终水平。A/D 改 θ 本身即精确等价于绕世界 Y 轴的旋转，无需换算。需要说明的是，绕世界 X 轴旋转时方位角 θ 会随之漂移（这正是“真正绕 X 轴”应有的表现），而在前/后视图下它与“只改 φ”完全等价。</w:t>
+      </w:r>
+    </w:p>
+    <w:p>
+      <w:pPr>
+        <w:ind w:firstLine="420"/>
+        <w:rPr>
+          <w:rFonts w:ascii="微软雅黑" w:eastAsia="微软雅黑" w:hAnsi="微软雅黑" w:hint="eastAsia"/>
+          <w:color w:val="FF0000"/>
+        </w:rPr>
+      </w:pPr>
+      <w:r>
+        <w:rPr>
+          <w:rFonts w:ascii="微软雅黑" w:hAnsi="微软雅黑" w:eastAsia="微软雅黑"/>
+        </w:rPr>
+        <w:t>【修正二：相机键盘旋转的平滑化】原实现每收到一次 onkeydown 就整步跳 5°，而操作系统的按键重复是“先延迟、后定频”，所以按住时必然一顿一顿，且与渲染帧率无关。现改为状态位 + requestAnimationFrame 驱动：keydown 只负责置位并启动循环，循环内按真实时间步长累加，角速度恒定为 90°/s，单帧步长上限 50ms（避免切回标签页后“补帧”突跳），松开按键或窗口失焦时循环自动结束。轻点一下约转 5°~9°，与原来的离散步进手感一致，按住则连续匀速。</w:t>
+      </w:r>
+    </w:p>
+    <w:p>
+      <w:pPr>
+        <w:ind w:firstLine="420"/>
+        <w:rPr>
+          <w:rFonts w:ascii="微软雅黑" w:eastAsia="微软雅黑" w:hAnsi="微软雅黑" w:hint="eastAsia"/>
+          <w:color w:val="FF0000"/>
+        </w:rPr>
+      </w:pPr>
+      <w:r>
+        <w:rPr>
+          <w:rFonts w:ascii="微软雅黑" w:hAnsi="微软雅黑" w:eastAsia="微软雅黑"/>
+        </w:rPr>
+        <w:t>【修正三：跟踪球改为绝对映射并把旋转轴换到世界坐标】原实现是增量映射：每帧用“上一位置→当前位置”的增量左乘累积矩阵，而三维旋转不可交换，因此鼠标沿任意曲线绕一圈回到按下点时姿态无法复原（只有当鼠标沿一条直线来回运动时才碰巧一致）。现改为绝对映射：按下时记录姿态快照与按下点的半球面坐标，每次移动都用“按下点→当前点”直接算出总旋转量（轴 = 两点叉乘、角 = 两点夹角），再左乘到快照上，因此鼠标拖回按下点必然精确复原。此外原实现还有一个真缺陷：叉乘轴是在相机坐标系下算出的，却被直接当作世界坐标轴传给 rotate()，只有在接近前视图（视图矩阵的旋转部分≈单位阵）时方向才碰巧正确；现先用视图矩阵旋转部分的转置换算回世界坐标（世界向量 = a0·row0 + a1·row1 + a2·row2 = Vᵀ·a），任意视角下方向都正确。</w:t>
+      </w:r>
+    </w:p>
+    <w:p>
+      <w:pPr>
+        <w:ind w:firstLine="420"/>
+        <w:rPr>
+          <w:rFonts w:ascii="微软雅黑" w:eastAsia="微软雅黑" w:hAnsi="微软雅黑" w:hint="eastAsia"/>
+          <w:color w:val="FF0000"/>
+        </w:rPr>
+      </w:pPr>
+      <w:r>
+        <w:rPr>
+          <w:rFonts w:ascii="微软雅黑" w:hAnsi="微软雅黑" w:eastAsia="微软雅黑"/>
+        </w:rPr>
+        <w:t>【修正四：缩放语义与滚轮分工】原来的滚轮改的是相机距离 camRadius，于是坐标轴、网格与物体一起被“拉近拉远”，看起来像是整个场景在缩放。现改为：滚轮直接改物体的 modelScale（0.2~3.0），只有物体在缩放，坐标轴与网格保持不动（固定段走 u_Flag=0 的 P·V 分支、物体走 P·V·M 分支，这一分工本来就成立，只是之前没有把它暴露给滚轮）；推拉相机改为 Shift+滚轮，语义更清晰。</w:t>
+      </w:r>
+    </w:p>
+    <w:p>
+      <w:pPr>
+        <w:ind w:firstLine="420"/>
+        <w:rPr>
+          <w:rFonts w:ascii="微软雅黑" w:eastAsia="微软雅黑" w:hAnsi="微软雅黑" w:hint="eastAsia"/>
+          <w:color w:val="FF0000"/>
+        </w:rPr>
+      </w:pPr>
+      <w:r>
+        <w:rPr>
+          <w:rFonts w:ascii="微软雅黑" w:hAnsi="微软雅黑" w:eastAsia="微软雅黑"/>
+        </w:rPr>
+        <w:t>【修正五：左键功能可切换】按下中键（非滚动）即可在“旋转物体”与“平移物体”之间切换左键功能，并在视口左上角徽标、侧栏操作说明、底部状态栏三处同步提示；中键的 mousedown 会 preventDefault，以阻止浏览器的自动滚屏。平移模式下按键下的屏幕位移映射为世界位移：横向沿相机右向量（视图矩阵第 0 行）、纵向沿相机上向量（第 1 行），每像素对应的世界长度按当前投影方式计算——正投影取 2·halfV/画布高（与距离无关），透视取 2·tan(fov/2)·camRadius/画布高；同样是绝对映射，拖回按下点即完全复原。</w:t>
+      </w:r>
+    </w:p>
+    <w:p>
+      <w:pPr>
+        <w:ind w:firstLine="420"/>
+        <w:rPr>
+          <w:rFonts w:ascii="微软雅黑" w:eastAsia="微软雅黑" w:hAnsi="微软雅黑" w:hint="eastAsia"/>
+          <w:color w:val="FF0000"/>
+        </w:rPr>
+      </w:pPr>
+      <w:r>
+        <w:rPr>
+          <w:rFonts w:ascii="微软雅黑" w:hAnsi="微软雅黑" w:eastAsia="微软雅黑"/>
+        </w:rPr>
+        <w:t>【修正六：场景尺度放大与视见体同步】原场景坐标轴半轴长只有 2.0、地面网格只有 ±3，物体旋转后缺乏足够的空间参照。现把半轴长放大到 4.0（圆锥箭头同步放大到高 0.40、底半径 0.11，负半轴虚线改为 dash 0.24 / gap 0.16，步长 0.4 恰好把 ±4 分成 10 段）、网格放大到 ±6（次格 0.5、主线 2.0，主线正好落在 0、±2、±4、±6 上，淡出半径同步改为 6.5）。随之同步调整的有：轴标签外移量（间隙 0.45）、正交投影竖向半高（3.2→6.5，保证俯视图下 ±6 网格完整入画并留出余量）、透视投影的 near/far（0.1/50→0.5/200）、相机距离的默认值（4.0→9.0）与可调范围（1.5~12→2~40）。另外发现并修掉一处隐患：正投影下“沿视线方向平移观察者并不改变成像”，因此视见体的 near/far 只需保证场景不被裁掉即可，这里改为关于观察者前后各 200 的对称区间，否则相机距离调小后近平面会把网格靠后的部分切掉一块。放大后的固定段顶点计数为 282（坐标轴）+100（网格）+150（gizmo）=532，物体段帽子仍为 600。</w:t>
+      </w:r>
+    </w:p>
+    <w:p>
+      <w:pPr>
+        <w:ind w:firstLine="420"/>
+        <w:rPr>
+          <w:rFonts w:ascii="微软雅黑" w:eastAsia="微软雅黑" w:hAnsi="微软雅黑" w:hint="eastAsia"/>
+          <w:color w:val="FF0000"/>
+        </w:rPr>
+      </w:pPr>
+      <w:r>
+        <w:rPr>
+          <w:rFonts w:ascii="微软雅黑" w:hAnsi="微软雅黑" w:eastAsia="微软雅黑"/>
+        </w:rPr>
+        <w:t>【本轮验证】重建了无头校验脚本，覆盖：放大后的各段顶点计数与场景范围、相机球面框架的正交性与 up 退化安全性、W/S 绕世界 X 轴旋转的逐分量数值（与 R_x 闭式解逐位比对）、A/D 改 θ 的线性性、clampCamera 限位、正投影/透视投影矩阵的关键元素、相机坐标轴到世界坐标轴的换算、绝对跟踪球的“拖回即复原”与“路径无关”、平移映射、中键切换、滚轮分工与限位、按键连续旋转的角速度与单帧步长上限，以及七个视图预设下的取景（网格四角与六根轴端全部落在画面内、全部顶点 z_ndc∈(-1,1) 无远近裁剪），共 74 项全部通过。</w:t>
+      </w:r>
+    </w:p>
+    <w:p>
+      <w:pPr>
+        <w:spacing w:line="240" w:lineRule="auto"/>
         <w:rPr>
           <w:rFonts w:ascii="微软雅黑" w:eastAsia="微软雅黑" w:hAnsi="微软雅黑" w:hint="eastAsia"/>
           <w:b/>
           <w:sz w:val="27"/>
         </w:rPr>
-        <w:t>4</w:t>
-      </w:r>
-      <w:r>
-        <w:rPr>
-          <w:rFonts w:ascii="微软雅黑" w:eastAsia="微软雅黑" w:hAnsi="微软雅黑"/>
+      </w:pPr>
+      <w:r>
+        <w:rPr>
+          <w:rFonts w:ascii="微软雅黑" w:eastAsia="微软雅黑" w:hAnsi="微软雅黑" w:hint="eastAsia"/>
           <w:b/>
           <w:sz w:val="27"/>
         </w:rPr>
-        <w:t xml:space="preserve"> </w:t>
-      </w:r>
-      <w:r>
-        <w:rPr>
-          <w:rFonts w:ascii="微软雅黑" w:eastAsia="微软雅黑" w:hAnsi="微软雅黑" w:hint="eastAsia"/>
-          <w:b/>
-          <w:sz w:val="27"/>
-        </w:rPr>
-        <w:t>心得</w:t>
+        <w:t>5 心得</w:t>
       </w:r>
     </w:p>
     <w:p>
@@ -746,7 +878,7 @@
         <w:rPr>
           <w:rFonts w:ascii="微软雅黑" w:hAnsi="微软雅黑" w:eastAsia="微软雅黑"/>
         </w:rPr>
-        <w:t>对 lookAt 与相机极坐标参数化的理解也从公式变成了可交互的体验：W/S 与 A/D 两种转动的感受明显不同，一个是在世界 XY 平面内环绕、一个是在 YZ 平面内俯仰，这让我对观察变换中“正交基 (n,u,v)”的作用有了具体的认识。</w:t>
+        <w:t>对 lookAt 与相机极坐标参数化的理解也从公式变成了可交互的体验：W/S 与 A/D 两种转动的感受明显不同。原先我以为“改 phi 就是绕 X 轴转”，直到发现等轴视角下 W/S 看起来像在绕一根斜轴、而切到前视图后又完全正常，才推导出“只改 phi 时 eye 的转动轴是 (-cosθ,0,sinθ)”这个结论——绕轴旋转与改变球坐标分量并不是一回事，只有当视线恰好落在与该轴垂直的平面内时两者才等价。改成严格绕世界 X 轴旋转后，旋转手感立刻变得可预期，这让我对观察变换中“正交基 (n,u,v)”的作用有了具体的认识。</w:t>
       </w:r>
     </w:p>
     <w:p>
@@ -778,7 +910,7 @@
         <w:rPr>
           <w:rFonts w:ascii="微软雅黑" w:hAnsi="微软雅黑" w:eastAsia="微软雅黑"/>
         </w:rPr>
-        <w:t>实验的验证结果：正投影下默认正确显示坐标轴与立方体且空格复位有效；墨西哥帽模型外观与课件示意图一致（帽顶最高、外圈出现负值下陷）；Z/C 缩放、方向键平移与鼠标拖动旋转三种变换可任意叠加且互不覆盖；W/S、A/D 转动相机流畅，相机正对 ±Y 轴极点附近画面依然稳定不翻转；P 键切换正投影/透视投影与 M/N 调整俯仰角均即时生效；方块、球、墨西哥帽三个模型切换正常。</w:t>
+        <w:t>实验的验证结果：正投影下默认正确显示坐标轴与立方体且空格复位有效；墨西哥帽模型外观与课件示意图一致（帽顶最高、外圈出现负值下陷）；Z/C 与滚轮缩放物体时坐标轴与网格保持不动、方向键与左键平移模式移动物体、鼠标拖动旋转物体，三种变换可任意叠加且互不覆盖；中键切换左键功能时视口徽标、侧栏操作说明与状态栏三处同步；W/S、A/D 转动相机流畅无跳变（按住即连续平滑旋转，轻点约 5°），相机正对 ±Y 轴极点附近画面依然稳定不翻转；P 键切换正投影/透视投影与 M/N 调整视野角均即时生效；放大后的 ±6 网格与半轴长4.0 的三色坐标轴在七个视图预设下均完整入画；方块、球、墨西哥帽三个模型切换正常。</w:t>
       </w:r>
     </w:p>
     <w:p>

--- a/实验/2/2/HW2-报告.docx
+++ b/实验/2/2/HW2-报告.docx
@@ -173,7 +173,7 @@
           <w:b w:val="0"/>
           <w:sz w:val="21"/>
         </w:rPr>
-        <w:t>本实验在给定的 WebGL 程序框架上，围绕顶点着色器中的 P·V·M 变换链完成四部分基本任务：墨西哥帽几何建模、模型变换矩阵 M、观察变换矩阵 V 与投影变换矩阵 P。在基本任务之外，程序还实现了鼠标拖动的虚拟跟踪球、平移/旋转/缩放的累积变换，以及接近常用三维软件的相机交互方式；界面布局与场景坐标系也一并重做，用于直观展示当前姿态与空间尺度。</w:t>
+        <w:t>本次实验以给定的 WebGL 程序框架为基础，围绕顶点着色器中的 P·V·M 变换链完成四部分基本任务：墨西哥帽几何建模、模型变换矩阵 M、观察变换矩阵 V 与投影变换矩阵 P。完成基本任务之后，我把余下的精力放在交互与可读性上：鼠标拖动的虚拟跟踪球、平移/旋转/缩放的累积变换、接近常用三维软件的相机操作，以及重做的界面布局与场景坐标系。</w:t>
       </w:r>
     </w:p>
     <w:p>
@@ -203,7 +203,7 @@
           <w:b w:val="0"/>
           <w:sz w:val="21"/>
         </w:rPr>
-        <w:t>完成情况：基本要求 4 项全部完成；附加项完成“鼠标拖动的虚拟跟踪球”与“平移、旋转、缩放三种基本变换的累积”两项，并将观察变换扩展为右键旋转、滚轮缩放与推拉、按住平滑旋转、七个视图预设等常用相机操作。</w:t>
+        <w:t>完成情况：基本要求 4 项全部完成；附加项 4 项全部完成——附加项一提供 Newell 茶壶、环面纽结两种程序生成的复杂模型与 Wavefront OBJ 网格导入；附加项二实现鼠标拖动的虚拟跟踪球与平移、旋转、缩放的累积变换；附加项三把观察变换扩展为右键旋转、滚轮缩放与推拉、按住平滑旋转、七个视图预设等常用相机操作；附加项四以太阳、地球、月球的三级层次与齿轮 A→B→C 的传动链两个例子实现层次建模与复杂动画。</w:t>
       </w:r>
     </w:p>
     <w:p>
@@ -248,7 +248,7 @@
           <w:b w:val="0"/>
           <w:sz w:val="21"/>
         </w:rPr>
-        <w:t>页面由主页面、主程序、模型数据模块、顶点/片元着色器以及通用 WebGL 支持库组成。主程序负责三种矩阵的构造、多 pass 渲染流程、键盘鼠标交互与界面同步；模型数据模块负责生成三色坐标轴、角落朝向 gizmo 以及立方体、球、墨西哥帽三种模型的顶点坐标与颜色；着色器保持最简形式，只完成 P·V·M 串联与顶点色直通。</w:t>
+        <w:t>页面由主页面、主程序、模型数据模块、茶壶控制点数据模块、顶点/片元着色器以及通用 WebGL 支持库组成。主程序负责三种矩阵的构造、多 pass 渲染流程、键盘鼠标交互、界面同步、OBJ 文本解析与层次动画的驱动；模型数据模块负责生成三色坐标轴、角落朝向 gizmo 以及立方体、球、墨西哥帽、茶壶、环面纽结与太阳系的顶点坐标与颜色，茶壶模块单独存放 32 个 Bézier 补丁与 290 个控制点；着色器保持最简形式，只完成 P·V·M 串联与顶点色直通。</w:t>
       </w:r>
     </w:p>
     <w:p>
@@ -1113,37 +1113,67 @@
           <w:b/>
           <w:sz w:val="27"/>
         </w:rPr>
-        <w:t>4.1 虚拟跟踪球</w:t>
-      </w:r>
-    </w:p>
-    <w:p>
-      <w:pPr>
-        <w:spacing w:after="60" w:line="324" w:lineRule="auto"/>
-        <w:ind w:firstLine="420"/>
-        <w:jc w:val="left"/>
-      </w:pPr>
-      <w:r>
-        <w:rPr>
-          <w:rFonts w:ascii="微软雅黑" w:hAnsi="微软雅黑" w:eastAsia="微软雅黑"/>
-          <w:b w:val="0"/>
-          <w:sz w:val="21"/>
-        </w:rPr>
-        <w:t>按住鼠标左键拖动时，把按下点与当前点分别映射到 [-1,1]×[-1,1] 的方形区域（y 轴翻转），再投影到单位半球面 z = √(1 − x² − y²)；落在单位圆外的点沿半径方向拉回圆周并取 z = 0。以两点的叉乘向量为轴、两点夹角为角，生成旋转矩阵并左乘到“按下时的姿态快照”上。</w:t>
-      </w:r>
-    </w:p>
-    <w:p>
-      <w:pPr>
-        <w:spacing w:after="60" w:line="324" w:lineRule="auto"/>
-        <w:ind w:firstLine="420"/>
-        <w:jc w:val="left"/>
-      </w:pPr>
-      <w:r>
-        <w:rPr>
-          <w:rFonts w:ascii="微软雅黑" w:hAnsi="微软雅黑" w:eastAsia="微软雅黑"/>
-          <w:b w:val="0"/>
-          <w:sz w:val="21"/>
-        </w:rPr>
-        <w:t>该实现是绝对映射：任意时刻的姿态只由“按下点→当前点”这对坐标决定，因此鼠标拖回按下点时物体姿态精确复原。叉乘轴在相机坐标系下算出，会先用视图矩阵旋转部分的转置（Vᵀ）换算到世界坐标，保证任意视角下旋转方向都正确。</w:t>
+        <w:t>4.1 复杂几何模型</w:t>
+      </w:r>
+    </w:p>
+    <w:p>
+      <w:pPr>
+        <w:spacing w:after="60" w:line="324" w:lineRule="auto"/>
+        <w:ind w:firstLine="420"/>
+        <w:jc w:val="left"/>
+      </w:pPr>
+      <w:r>
+        <w:rPr>
+          <w:rFonts w:ascii="微软雅黑" w:hAnsi="微软雅黑" w:eastAsia="微软雅黑"/>
+          <w:b w:val="0"/>
+          <w:sz w:val="21"/>
+        </w:rPr>
+        <w:t>Newell 茶壶由 32 个双三次 Bézier 补丁组成，控制点数据单独存放在茶壶数据模块中，共 290 个控制点。求值时以参数 u、v 各自的三次 Bernstein 基函数在 4×4 控制点上做张量积求值，同时对两个方向求导，再由两个切向量的叉乘得到曲面法线；每个补丁按 u、v 各 8 等分细分为 128 个三角形，整只茶壶共 4096 个三角形。原始数据以 Z 轴向上，生成时映射为世界 Y 轴向上，再按包围盒居中并缩放到最大跨度 2.6，使明暗与尺度同其余模型一致。</w:t>
+      </w:r>
+    </w:p>
+    <w:p>
+      <w:pPr>
+        <w:spacing w:after="60" w:line="324" w:lineRule="auto"/>
+        <w:ind w:firstLine="420"/>
+        <w:jc w:val="left"/>
+      </w:pPr>
+      <w:r>
+        <w:rPr>
+          <w:rFonts w:ascii="微软雅黑" w:hAnsi="微软雅黑" w:eastAsia="微软雅黑"/>
+          <w:b w:val="0"/>
+          <w:sz w:val="21"/>
+        </w:rPr>
+        <w:t>环面纽结取 (2, 3) 参数曲线 C(t) = ((R + cos 3t)·cos 2t, −sin 3t, (R + cos 3t)·sin 2t)，曲线绕环面整体两周、在管上绕行三周，形成三叶结。沿曲线用数值差分求切线，以切线为轴构造法平面，再扫掠半径 0.40 的圆管（300 段 × 18 边，共 10800 个三角形）；顶点色沿曲线在青色与紫色之间渐变，法线取扫掠圆截面的径向单位向量。由于该曲线在 x、z 方向并不对称，生成后同样按包围盒居中并缩放到 2.6，避免物体旋转时看似绕着一个偏离中心的点甩动。</w:t>
+      </w:r>
+    </w:p>
+    <w:p>
+      <w:pPr>
+        <w:spacing w:after="60" w:line="324" w:lineRule="auto"/>
+        <w:ind w:firstLine="420"/>
+        <w:jc w:val="left"/>
+      </w:pPr>
+      <w:r>
+        <w:rPr>
+          <w:rFonts w:ascii="微软雅黑" w:hAnsi="微软雅黑" w:eastAsia="微软雅黑"/>
+          <w:b w:val="0"/>
+          <w:sz w:val="21"/>
+        </w:rPr>
+        <w:t>Wavefront OBJ 导入由工具栏按钮触发：读取文件文本后解析 v 顶点与 f 面，支持 v/vt/vn 复合写法与负下标，任意多边形按首顶点扇形三角化为三角形；逐三角形用两条边叉乘求面法线并烘焙 Lambert 明暗，再按包围盒居中缩放到 2.6。为防超大文件阻塞浏览器，三角形总数上限为 120000，超出时提示用户先简化模型。导入后的网格暂存于内存，切换到其它模型再切回不会丢失，状态栏显示文件名。</w:t>
+      </w:r>
+    </w:p>
+    <w:p>
+      <w:pPr>
+        <w:spacing w:after="60" w:line="324" w:lineRule="auto"/>
+        <w:ind w:firstLine="420"/>
+        <w:jc w:val="left"/>
+      </w:pPr>
+      <w:r>
+        <w:rPr>
+          <w:rFonts w:ascii="微软雅黑" w:hAnsi="微软雅黑" w:eastAsia="微软雅黑"/>
+          <w:b w:val="0"/>
+          <w:sz w:val="21"/>
+        </w:rPr>
+        <w:t>导入的网格在着色面之上再叠一层深色棱边，使面片结构与轮廓比纯色块更锐利。同一条棱边会被相邻两个三角形各报告一次，因此按顶点下标对去重，保证每条边只画一次：立方体得到 12 条棱边加 6 条三角化对角线共 18 条，而不是 36 条。线色取基色的 30%，alpha 随边数在 0.28 到 0.62 之间自适应，网格越密线越淡，避免高面数模型被线网糊成一片深色。由于边与面共面，绘制前用 polygonOffset 把三角面沿深度方向后移一点以消除 z-fighting；深度测试照常保留，被面遮住的背面棱边不可见，等效于隐藏线消除。</w:t>
       </w:r>
     </w:p>
     <w:p>
@@ -1158,37 +1188,112 @@
           <w:b/>
           <w:sz w:val="27"/>
         </w:rPr>
-        <w:t>4.2 三种基本变换的累积</w:t>
-      </w:r>
-    </w:p>
-    <w:p>
-      <w:pPr>
-        <w:spacing w:after="60" w:line="324" w:lineRule="auto"/>
-        <w:ind w:firstLine="420"/>
-        <w:jc w:val="left"/>
-      </w:pPr>
-      <w:r>
-        <w:rPr>
-          <w:rFonts w:ascii="微软雅黑" w:hAnsi="微软雅黑" w:eastAsia="微软雅黑"/>
-          <w:b w:val="0"/>
-          <w:sz w:val="21"/>
-        </w:rPr>
-        <w:t>平移、旋转、缩放三个累积量彼此独立，最终合成为 M = T·R·S。按下中键（非滚动）可在“旋转物体”与“平移物体”之间切换左键功能，视口左上角徽标与底部状态栏同步提示当前模式。</w:t>
-      </w:r>
-    </w:p>
-    <w:p>
-      <w:pPr>
-        <w:spacing w:after="60" w:line="324" w:lineRule="auto"/>
-        <w:ind w:firstLine="420"/>
-        <w:jc w:val="left"/>
-      </w:pPr>
-      <w:r>
-        <w:rPr>
-          <w:rFonts w:ascii="微软雅黑" w:hAnsi="微软雅黑" w:eastAsia="微软雅黑"/>
-          <w:b w:val="0"/>
-          <w:sz w:val="21"/>
-        </w:rPr>
-        <w:t>平移模式下，把按下点到当前点的屏幕位移映射为世界位移：横向沿相机右向量、纵向沿相机上向量，每像素对应的世界长度按当前投影方式计算——正交取 2·halfV/画布高，透视取 2·tan(fov/2)·camRadius/画布高。映射同样是绝对式的，拖回按下点即完全复原；拖动过程中侧栏平移数字框实时回显，正在手动输入的输入框不会被覆盖。</w:t>
+        <w:t>4.2 层次建模与动画</w:t>
+      </w:r>
+    </w:p>
+    <w:p>
+      <w:pPr>
+        <w:spacing w:after="60" w:line="324" w:lineRule="auto"/>
+        <w:ind w:firstLine="420"/>
+        <w:jc w:val="left"/>
+      </w:pPr>
+      <w:r>
+        <w:rPr>
+          <w:rFonts w:ascii="微软雅黑" w:hAnsi="微软雅黑" w:eastAsia="微软雅黑"/>
+          <w:b w:val="0"/>
+          <w:sz w:val="21"/>
+        </w:rPr>
+        <w:t>太阳系按父子关系组织为三级层次：太阳位于原点，地球绕太阳公转并自转，月球绕地球公转并自转。三条变换链逐级复合为：</w:t>
+      </w:r>
+    </w:p>
+    <w:p>
+      <w:pPr>
+        <w:spacing w:after="60" w:line="324" w:lineRule="auto"/>
+        <w:ind w:firstLine="420"/>
+        <w:jc w:val="left"/>
+      </w:pPr>
+      <w:r>
+        <w:rPr>
+          <w:rFonts w:ascii="微软雅黑" w:hAnsi="微软雅黑" w:eastAsia="微软雅黑"/>
+          <w:b w:val="0"/>
+          <w:sz w:val="21"/>
+        </w:rPr>
+        <w:t>M_sun = M·R_y(sunSpin)；M_earth = M·T(公转位置)·R_y(earthSpin)；M_moon = M·T(公转位置)·R_y(moonOrbit)·T(1.5, 0, 0)·R_y(moonSpin)</w:t>
+      </w:r>
+    </w:p>
+    <w:p>
+      <w:pPr>
+        <w:spacing w:after="60" w:line="324" w:lineRule="auto"/>
+        <w:ind w:firstLine="420"/>
+        <w:jc w:val="left"/>
+      </w:pPr>
+      <w:r>
+        <w:rPr>
+          <w:rFonts w:ascii="微软雅黑" w:hAnsi="微软雅黑" w:eastAsia="微软雅黑"/>
+          <w:b w:val="0"/>
+          <w:sz w:val="21"/>
+        </w:rPr>
+        <w:t>其中 M 为用户对整体系统的平移、旋转与缩放，公转位置由 T(6·cos 20t, 0, 6·sin 20t) 给出。月球矩阵在复合中位于地球的平移之后，因此地球移动时月球随之平移，这正是层次建模与“各天体独立摆放”最本质的区别。</w:t>
+      </w:r>
+    </w:p>
+    <w:p>
+      <w:pPr>
+        <w:spacing w:after="60" w:line="324" w:lineRule="auto"/>
+        <w:ind w:firstLine="420"/>
+        <w:jc w:val="left"/>
+      </w:pPr>
+      <w:r>
+        <w:rPr>
+          <w:rFonts w:ascii="微软雅黑" w:hAnsi="微软雅黑" w:eastAsia="微软雅黑"/>
+          <w:b w:val="0"/>
+          <w:sz w:val="21"/>
+        </w:rPr>
+        <w:t>各天体的角速度为：地球公转 20°/s、自转 120°/s，月球公转 260°/s、自转 150°/s，太阳自转 16°/s。动画由 requestAnimationFrame 按真实时间步长推进，单帧步长上限 0.05 s，乘以速度倍率后累加到动画时间 t；仅在选中太阳系且处于播放状态时运行，切换到其它模型后循环在下一帧自行退出。两条轨道线生成在 XZ 平面内，绘制时关闭深度写入但保留深度测试，因此轨道能被星球正确遮挡。侧栏“动画”面板（播放/暂停、0~3 倍速度、重置）只在太阳系与齿轮组场景显示。</w:t>
+      </w:r>
+    </w:p>
+    <w:p>
+      <w:pPr>
+        <w:spacing w:after="60" w:line="324" w:lineRule="auto"/>
+        <w:ind w:firstLine="420"/>
+        <w:jc w:val="left"/>
+      </w:pPr>
+      <w:r>
+        <w:rPr>
+          <w:rFonts w:ascii="微软雅黑" w:hAnsi="微软雅黑" w:eastAsia="微软雅黑"/>
+          <w:b w:val="0"/>
+          <w:sz w:val="21"/>
+        </w:rPr>
+        <w:t>齿轮组是第二组层次建模实例，用于说明“子级参数由父级参数派生”的另一种形式。三个齿轮在 XY 平面内绕各自的 Z 轴旋转，轴心间距严格等于两轮半径之和（缩放后为 1.300 与 1.003），轮廓相位按“齿对槽”排布，因此在相切方向上真正啮合；主动轮 A 有 20 齿、从动轮 B 有 15 齿、从动轮 C 有 12 齿，相邻轮转向相反。</w:t>
+      </w:r>
+    </w:p>
+    <w:p>
+      <w:pPr>
+        <w:spacing w:after="60" w:line="324" w:lineRule="auto"/>
+        <w:ind w:firstLine="420"/>
+        <w:jc w:val="left"/>
+      </w:pPr>
+      <w:r>
+        <w:rPr>
+          <w:rFonts w:ascii="微软雅黑" w:hAnsi="微软雅黑" w:eastAsia="微软雅黑"/>
+          <w:b w:val="0"/>
+          <w:sz w:val="21"/>
+        </w:rPr>
+        <w:t>θA = ω·t，θB = −θA·NA/NB，θC = −θB·NB/NC；M_A = M·T(轴心A)·R_z(θA)，M_B = M·T(轴心B)·R_z(θB)，M_C = M·T(轴心C)·R_z(θC)。B 的转角不是由时间直接给出，而是由 A 的转角按齿数比换算；C 的转角又由 B 换算。若三个齿轮各自用时间独立求角，齿数比一旦改变就会立刻“错齿”，只有把从动轮的参数挂在主动轮上，传动关系才在任意时刻都成立。</w:t>
+      </w:r>
+    </w:p>
+    <w:p>
+      <w:pPr>
+        <w:spacing w:after="60" w:line="324" w:lineRule="auto"/>
+        <w:ind w:firstLine="420"/>
+        <w:jc w:val="left"/>
+      </w:pPr>
+      <w:r>
+        <w:rPr>
+          <w:rFonts w:ascii="微软雅黑" w:hAnsi="微软雅黑" w:eastAsia="微软雅黑"/>
+          <w:b w:val="0"/>
+          <w:sz w:val="21"/>
+        </w:rPr>
+        <w:t>齿轮几何按每齿 4 个轮廓点（齿根起、齿顶起、齿顶落、齿根落）绕 Z 轴扫掠：端面用中心点三角扇封闭，齿侧与齿槽内壁用四边形带，并沿 Z 轴伸出轮毂轴。三个齿轮分别为 1176、936、792 个顶点，合计 2904 个顶点（968 个三角形），整体按包围盒居中并缩放到最大跨度 2.6。齿轮组与太阳系共用同一套动画时钟与右侧动画面板，播放、暂停、变速与重置对两者行为一致。</w:t>
       </w:r>
     </w:p>
     <w:p>
@@ -1203,37 +1308,37 @@
           <w:b/>
           <w:sz w:val="27"/>
         </w:rPr>
-        <w:t>4.3 相机交互</w:t>
-      </w:r>
-    </w:p>
-    <w:p>
-      <w:pPr>
-        <w:spacing w:after="60" w:line="324" w:lineRule="auto"/>
-        <w:ind w:firstLine="420"/>
-        <w:jc w:val="left"/>
-      </w:pPr>
-      <w:r>
-        <w:rPr>
-          <w:rFonts w:ascii="微软雅黑" w:hAnsi="微软雅黑" w:eastAsia="微软雅黑"/>
-          <w:b w:val="0"/>
-          <w:sz w:val="21"/>
-        </w:rPr>
-        <w:t>相机操作参考常用三维软件的习惯：右键拖动旋转相机，横向改变方位角 θ、纵向改变仰角 φ，拖动方向与画面内容的移动方向一致；滚轮缩放物体，Ctrl+滚轮推拉相机距离，两者分工明确；W/S/A/D 采用 requestAnimationFrame 与真实时间步长驱动，角速度恒定为 90°/s，单帧步长上限 50 ms，按住即匀速平滑旋转，松开按键或窗口失焦后自动停止。</w:t>
-      </w:r>
-    </w:p>
-    <w:p>
-      <w:pPr>
-        <w:spacing w:after="60" w:line="324" w:lineRule="auto"/>
-        <w:ind w:firstLine="420"/>
-        <w:jc w:val="left"/>
-      </w:pPr>
-      <w:r>
-        <w:rPr>
-          <w:rFonts w:ascii="微软雅黑" w:hAnsi="微软雅黑" w:eastAsia="微软雅黑"/>
-          <w:b w:val="0"/>
-          <w:sz w:val="21"/>
-        </w:rPr>
-        <w:t>工具栏提供前、后、左、右、上、下、等轴测七个视图预设，一键切换并按当前 θ、φ 自动高亮。</w:t>
+        <w:t>4.3 虚拟跟踪球</w:t>
+      </w:r>
+    </w:p>
+    <w:p>
+      <w:pPr>
+        <w:spacing w:after="60" w:line="324" w:lineRule="auto"/>
+        <w:ind w:firstLine="420"/>
+        <w:jc w:val="left"/>
+      </w:pPr>
+      <w:r>
+        <w:rPr>
+          <w:rFonts w:ascii="微软雅黑" w:hAnsi="微软雅黑" w:eastAsia="微软雅黑"/>
+          <w:b w:val="0"/>
+          <w:sz w:val="21"/>
+        </w:rPr>
+        <w:t>按住鼠标左键拖动时，把按下点与当前点分别映射到 [-1,1]×[-1,1] 的方形区域（y 轴翻转），再投影到单位半球面 z = √(1 − x² − y²)；落在单位圆外的点沿半径方向拉回圆周并取 z = 0。以两点的叉乘向量为轴、两点夹角为角，生成旋转矩阵并左乘到“按下时的姿态快照”上。</w:t>
+      </w:r>
+    </w:p>
+    <w:p>
+      <w:pPr>
+        <w:spacing w:after="60" w:line="324" w:lineRule="auto"/>
+        <w:ind w:firstLine="420"/>
+        <w:jc w:val="left"/>
+      </w:pPr>
+      <w:r>
+        <w:rPr>
+          <w:rFonts w:ascii="微软雅黑" w:hAnsi="微软雅黑" w:eastAsia="微软雅黑"/>
+          <w:b w:val="0"/>
+          <w:sz w:val="21"/>
+        </w:rPr>
+        <w:t>该实现是绝对映射：任意时刻的姿态只由“按下点→当前点”这对坐标决定，因此鼠标拖回按下点时物体姿态精确复原。叉乘轴在相机坐标系下算出，会先用视图矩阵旋转部分的转置（Vᵀ）换算到世界坐标，保证任意视角下旋转方向都正确。</w:t>
       </w:r>
     </w:p>
     <w:p>
@@ -1248,37 +1353,37 @@
           <w:b/>
           <w:sz w:val="27"/>
         </w:rPr>
-        <w:t>4.4 场景辅助</w:t>
-      </w:r>
-    </w:p>
-    <w:p>
-      <w:pPr>
-        <w:spacing w:after="60" w:line="324" w:lineRule="auto"/>
-        <w:ind w:firstLine="420"/>
-        <w:jc w:val="left"/>
-      </w:pPr>
-      <w:r>
-        <w:rPr>
-          <w:rFonts w:ascii="微软雅黑" w:hAnsi="微软雅黑" w:eastAsia="微软雅黑"/>
-          <w:b w:val="0"/>
-          <w:sz w:val="21"/>
-        </w:rPr>
-        <w:t>场景以三色坐标轴贯穿原点：X 红、Y 绿、Z 蓝，半轴长 18.0，正向为实线加 24 段圆锥箭头，负向取同色 55% 亮度并改为虚线（实线段 0.90、间隔 0.60），正负半轴一眼可分。由于半轴长约为默认竖向半高的 2 倍，轴端与箭头位于画布之外，坐标轴以贯穿全屏的长线充当空间参照。</w:t>
-      </w:r>
-    </w:p>
-    <w:p>
-      <w:pPr>
-        <w:spacing w:after="60" w:line="324" w:lineRule="auto"/>
-        <w:ind w:firstLine="420"/>
-        <w:jc w:val="left"/>
-      </w:pPr>
-      <w:r>
-        <w:rPr>
-          <w:rFonts w:ascii="微软雅黑" w:hAnsi="微软雅黑" w:eastAsia="微软雅黑"/>
-          <w:b w:val="0"/>
-          <w:sz w:val="21"/>
-        </w:rPr>
-        <w:t>右上角 gizmo 绘制在 96×96 的小视口内，只随相机旋转、不随物体变换，用于快速判断当前朝向；gizmo 框内的 X/Y/Z 标识是 HTML 覆盖层，每帧用 gizmo 自己的视图矩阵与正交投影把世界点 (0.70, 0, 0)、(0, 0.70, 0)、(0, 0, 0.70) 投影为框内像素坐标，ndc.z 越界时隐藏，并对像素位置做留白钳制。坐标轴、轴标签与 gizmo 均可由侧栏单独开关。</w:t>
+        <w:t>4.4 三种基本变换的累积</w:t>
+      </w:r>
+    </w:p>
+    <w:p>
+      <w:pPr>
+        <w:spacing w:after="60" w:line="324" w:lineRule="auto"/>
+        <w:ind w:firstLine="420"/>
+        <w:jc w:val="left"/>
+      </w:pPr>
+      <w:r>
+        <w:rPr>
+          <w:rFonts w:ascii="微软雅黑" w:hAnsi="微软雅黑" w:eastAsia="微软雅黑"/>
+          <w:b w:val="0"/>
+          <w:sz w:val="21"/>
+        </w:rPr>
+        <w:t>平移、旋转、缩放三个累积量彼此独立，最终合成为 M = T·R·S。按下中键（非滚动）可在“旋转物体”与“平移物体”之间切换左键功能，视口左上角徽标与底部状态栏同步提示当前模式。</w:t>
+      </w:r>
+    </w:p>
+    <w:p>
+      <w:pPr>
+        <w:spacing w:after="60" w:line="324" w:lineRule="auto"/>
+        <w:ind w:firstLine="420"/>
+        <w:jc w:val="left"/>
+      </w:pPr>
+      <w:r>
+        <w:rPr>
+          <w:rFonts w:ascii="微软雅黑" w:hAnsi="微软雅黑" w:eastAsia="微软雅黑"/>
+          <w:b w:val="0"/>
+          <w:sz w:val="21"/>
+        </w:rPr>
+        <w:t>平移模式下，把按下点到当前点的屏幕位移映射为世界位移：横向沿相机右向量、纵向沿相机上向量，每像素对应的世界长度按当前投影方式计算——正交取 2·halfV/画布高，透视取 2·tan(fov/2)·camRadius/画布高。映射同样是绝对式的，拖回按下点即完全复原；拖动过程中侧栏平移数字框实时回显，正在手动输入的输入框不会被覆盖。</w:t>
       </w:r>
     </w:p>
     <w:p>
@@ -1293,52 +1398,37 @@
           <w:b/>
           <w:sz w:val="27"/>
         </w:rPr>
-        <w:t>5 界面设计</w:t>
-      </w:r>
-    </w:p>
-    <w:p>
-      <w:pPr>
-        <w:spacing w:after="60" w:line="324" w:lineRule="auto"/>
-        <w:ind w:firstLine="420"/>
-        <w:jc w:val="left"/>
-      </w:pPr>
-      <w:r>
-        <w:rPr>
-          <w:rFonts w:ascii="微软雅黑" w:hAnsi="微软雅黑" w:eastAsia="微软雅黑"/>
-          <w:b w:val="0"/>
-          <w:sz w:val="21"/>
-        </w:rPr>
-        <w:t>页面采用应用式布局，自上而下分为四个区域：顶部工具栏（46 px）放置模型分段按钮、七个视图预设、投影切换与复位；中央视口自适应填充画布，并叠加左上角左键功能徽标与右上角 gizmo 取景框；右侧设置面板（300 px）包含相机、物体变换、显示、操作说明四组；底部状态栏（28 px）显示投影方式、左键功能、当前模型与平移量。</w:t>
-      </w:r>
-    </w:p>
-    <w:p>
-      <w:pPr>
-        <w:spacing w:after="60" w:line="324" w:lineRule="auto"/>
-        <w:ind w:firstLine="420"/>
-        <w:jc w:val="left"/>
-      </w:pPr>
-      <w:r>
-        <w:rPr>
-          <w:rFonts w:ascii="微软雅黑" w:hAnsi="微软雅黑" w:eastAsia="微软雅黑"/>
-          <w:b w:val="0"/>
-          <w:sz w:val="21"/>
-        </w:rPr>
-        <w:t>相机组提供 θ、φ、fov、camRadius 四个滑块；物体变换组提供缩放滑块、X/Y/Z 平移数字框、归零按钮与旋转角只读显示；显示组控制坐标轴、轴标签与 gizmo 的显隐；操作说明组以快捷键表列出全部鼠标与键盘操作。所有控件与场景参数双向同步：键盘鼠标改变参数后由 syncUI() 写回滑块、按钮高亮与状态栏，面板控件反向写入全局量并立即重绘。</w:t>
-      </w:r>
-    </w:p>
-    <w:p>
-      <w:pPr>
-        <w:spacing w:after="60" w:line="324" w:lineRule="auto"/>
-        <w:ind w:firstLine="420"/>
-        <w:jc w:val="left"/>
-      </w:pPr>
-      <w:r>
-        <w:rPr>
-          <w:rFonts w:ascii="微软雅黑" w:hAnsi="微软雅黑" w:eastAsia="微软雅黑"/>
-          <w:b w:val="0"/>
-          <w:sz w:val="21"/>
-        </w:rPr>
-        <w:t>配色以强调色 #2f6fdb 为主，按钮与面板采用浅灰白底、细边框与 6~10 px 圆角，视口底色为 #eef1f5；字体统一为微软雅黑。所有图标为手写内联 SVG 空心轮廓，不使用外部图标库或网络图片。</w:t>
+        <w:t>4.5 相机交互</w:t>
+      </w:r>
+    </w:p>
+    <w:p>
+      <w:pPr>
+        <w:spacing w:after="60" w:line="324" w:lineRule="auto"/>
+        <w:ind w:firstLine="420"/>
+        <w:jc w:val="left"/>
+      </w:pPr>
+      <w:r>
+        <w:rPr>
+          <w:rFonts w:ascii="微软雅黑" w:hAnsi="微软雅黑" w:eastAsia="微软雅黑"/>
+          <w:b w:val="0"/>
+          <w:sz w:val="21"/>
+        </w:rPr>
+        <w:t>相机操作参考常用三维软件的习惯：右键拖动旋转相机，横向绕世界 Y 轴、纵向绕世界 X 轴（与 W/S、A/D 共用同一套刚体旋转），拖动方向与画面内容的移动方向一致；滚轮缩放物体，Ctrl+滚轮推拉相机距离，两者分工明确；W/S/A/D 采用 requestAnimationFrame 与真实时间步长驱动，角速度恒定为 90°/s，单帧步长上限 50 ms，按住即匀速平滑旋转，松开按键或窗口失焦后自动停止。</w:t>
+      </w:r>
+    </w:p>
+    <w:p>
+      <w:pPr>
+        <w:spacing w:after="60" w:line="324" w:lineRule="auto"/>
+        <w:ind w:firstLine="420"/>
+        <w:jc w:val="left"/>
+      </w:pPr>
+      <w:r>
+        <w:rPr>
+          <w:rFonts w:ascii="微软雅黑" w:hAnsi="微软雅黑" w:eastAsia="微软雅黑"/>
+          <w:b w:val="0"/>
+          <w:sz w:val="21"/>
+        </w:rPr>
+        <w:t>工具栏提供前、后、左、右、上、下、等轴测七个视图预设，一键切换并按当前 θ、φ 自动高亮。</w:t>
       </w:r>
     </w:p>
     <w:p>
@@ -1353,82 +1443,37 @@
           <w:b/>
           <w:sz w:val="27"/>
         </w:rPr>
-        <w:t>6 关键问题与解决</w:t>
-      </w:r>
-    </w:p>
-    <w:p>
-      <w:pPr>
-        <w:spacing w:after="60" w:line="324" w:lineRule="auto"/>
-        <w:ind w:firstLine="420"/>
-        <w:jc w:val="left"/>
-      </w:pPr>
-      <w:r>
-        <w:rPr>
-          <w:rFonts w:ascii="微软雅黑" w:hAnsi="微软雅黑" w:eastAsia="微软雅黑"/>
-          <w:b w:val="0"/>
-          <w:sz w:val="21"/>
-        </w:rPr>
-        <w:t>（1）正交投影下推拉与视野角“数值在变、画面不动”。原因是正交视见体使用固定的竖向半高，而平行投影下沿视线平移观察者不改变成像，fov 也只在透视分支被使用。解决方式是令 halfV = camRadius·tan(fov/2)，并让正交投影矩阵与平移映射的 worldPerPixel() 共用同一个 halfV，使 Ctrl+滚轮、相机距离滑块、视野角滑块在正交下均可见，同时保证拖动灵敏度与视见体一致。</w:t>
-      </w:r>
-    </w:p>
-    <w:p>
-      <w:pPr>
-        <w:spacing w:after="60" w:line="324" w:lineRule="auto"/>
-        <w:ind w:firstLine="420"/>
-        <w:jc w:val="left"/>
-      </w:pPr>
-      <w:r>
-        <w:rPr>
-          <w:rFonts w:ascii="微软雅黑" w:hAnsi="微软雅黑" w:eastAsia="微软雅黑"/>
-          <w:b w:val="0"/>
-          <w:sz w:val="21"/>
-        </w:rPr>
-        <w:t>（2）右键拖动的纵向方向与横向相反。横向采用抓取式映射（拖动方向即画面内容移动方向），纵向却写成 φ 增大，向下拖动时相机反而降低。改为 φ 随 dy 减小后，两个方向统一。</w:t>
-      </w:r>
-    </w:p>
-    <w:p>
-      <w:pPr>
-        <w:spacing w:after="60" w:line="324" w:lineRule="auto"/>
-        <w:ind w:firstLine="420"/>
-        <w:jc w:val="left"/>
-      </w:pPr>
-      <w:r>
-        <w:rPr>
-          <w:rFonts w:ascii="微软雅黑" w:hAnsi="微软雅黑" w:eastAsia="微软雅黑"/>
-          <w:b w:val="0"/>
-          <w:sz w:val="21"/>
-        </w:rPr>
-        <w:t>（3）左键平移时侧栏数字框不更新、拖动偶尔中断。前者是因为数字框只在初始化与复位时写回，改为在每帧 syncUI() 中回显；后者是因为 mousemove/mouseup 只挂在 canvas 上，光标划过视口内的徽标或 gizmo 框、或拖出视口后就收不到事件，改为挂到 window 后拖动全程连续。</w:t>
-      </w:r>
-    </w:p>
-    <w:p>
-      <w:pPr>
-        <w:spacing w:after="60" w:line="324" w:lineRule="auto"/>
-        <w:ind w:firstLine="420"/>
-        <w:jc w:val="left"/>
-      </w:pPr>
-      <w:r>
-        <w:rPr>
-          <w:rFonts w:ascii="微软雅黑" w:hAnsi="微软雅黑" w:eastAsia="微软雅黑"/>
-          <w:b w:val="0"/>
-          <w:sz w:val="21"/>
-        </w:rPr>
-        <w:t>（4）W/S 的旋转轴与 up 向量自洽。若只旋转视线方向、再按新的 (θ, φ) 由球面公式重新生成 up，两者不自洽，等效转轴会漂移成一条斜轴；把 eye 与 up 作为刚体一起旋转，并保存旋转后的 up，转动轴才严格等于世界 X 轴。该实现与步长无关：90 次 1° 与一次 90° 的结果一致到 1e-13，绕行 60 步后 eye 的 x 分量漂移仅 1.8e-15。</w:t>
-      </w:r>
-    </w:p>
-    <w:p>
-      <w:pPr>
-        <w:spacing w:after="60" w:line="324" w:lineRule="auto"/>
-        <w:ind w:firstLine="420"/>
-        <w:jc w:val="left"/>
-      </w:pPr>
-      <w:r>
-        <w:rPr>
-          <w:rFonts w:ascii="微软雅黑" w:hAnsi="微软雅黑" w:eastAsia="微软雅黑"/>
-          <w:b w:val="0"/>
-          <w:sz w:val="21"/>
-        </w:rPr>
-        <w:t>（5）绘制与裁剪细节。坐标轴段与 gizmo 段内部同时含有线段与圆锥三角形，而一次 drawArrays 只能指定一种图元，因此为每段记录“线段结束位置”，拆成先线段、后三角形两次绘制；gizmo 标识的可见性不能用裁剪坐标的 w≤0 判断（正交投影下 w 恒为 1），改为把世界点完整变换到裁剪空间后检查 ndc.z 是否落在 [−1, 1]；Ctrl+滚轮需要在 wheel 监听器中 preventDefault（passive: false），否则浏览器会先执行页面缩放。</w:t>
+        <w:t>4.6 场景辅助</w:t>
+      </w:r>
+    </w:p>
+    <w:p>
+      <w:pPr>
+        <w:spacing w:after="60" w:line="324" w:lineRule="auto"/>
+        <w:ind w:firstLine="420"/>
+        <w:jc w:val="left"/>
+      </w:pPr>
+      <w:r>
+        <w:rPr>
+          <w:rFonts w:ascii="微软雅黑" w:hAnsi="微软雅黑" w:eastAsia="微软雅黑"/>
+          <w:b w:val="0"/>
+          <w:sz w:val="21"/>
+        </w:rPr>
+        <w:t>场景以三色坐标轴贯穿原点：X 红、Y 绿、Z 蓝，半轴长 18.0，正向为实线加 24 段圆锥箭头，负向取同色 55% 亮度并改为虚线（实线段 0.90、间隔 0.60），正负半轴一眼可分。由于半轴长约为默认竖向半高的 2 倍，轴端与箭头位于画布之外，坐标轴以贯穿全屏的长线充当空间参照。</w:t>
+      </w:r>
+    </w:p>
+    <w:p>
+      <w:pPr>
+        <w:spacing w:after="60" w:line="324" w:lineRule="auto"/>
+        <w:ind w:firstLine="420"/>
+        <w:jc w:val="left"/>
+      </w:pPr>
+      <w:r>
+        <w:rPr>
+          <w:rFonts w:ascii="微软雅黑" w:hAnsi="微软雅黑" w:eastAsia="微软雅黑"/>
+          <w:b w:val="0"/>
+          <w:sz w:val="21"/>
+        </w:rPr>
+        <w:t>右上角 gizmo 绘制在 96×96 的小视口内，只随相机旋转、不随物体变换，用于快速判断当前朝向；gizmo 框内的 X/Y/Z 标识是 HTML 覆盖层，每帧用 gizmo 自己的视图矩阵与正交投影把世界点 (0.70, 0, 0)、(0, 0.70, 0)、(0, 0, 0.70) 投影为框内像素坐标，ndc.z 越界时隐藏，并对像素位置做留白钳制。坐标轴、轴标签与 gizmo 均可由侧栏单独开关。</w:t>
       </w:r>
     </w:p>
     <w:p>
@@ -1443,6 +1488,201 @@
           <w:b/>
           <w:sz w:val="27"/>
         </w:rPr>
+        <w:t>5 界面设计</w:t>
+      </w:r>
+    </w:p>
+    <w:p>
+      <w:pPr>
+        <w:spacing w:after="60" w:line="324" w:lineRule="auto"/>
+        <w:ind w:firstLine="420"/>
+        <w:jc w:val="left"/>
+      </w:pPr>
+      <w:r>
+        <w:rPr>
+          <w:rFonts w:ascii="微软雅黑" w:hAnsi="微软雅黑" w:eastAsia="微软雅黑"/>
+          <w:b w:val="0"/>
+          <w:sz w:val="21"/>
+        </w:rPr>
+        <w:t>页面采用应用式布局，自上而下分为四个区域：顶部工具栏（46 px）放置七个模型的分段按钮、导入 OBJ 按钮、七个视图预设、投影切换与复位；中央视口自适应填充画布，并叠加左上角左键功能徽标与右上角 gizmo 取景框；右侧设置面板（300 px）包含相机、物体变换、动画（仅太阳系与齿轮组显示）、显示、操作说明五组；底部状态栏（28 px）显示投影方式、左键功能、当前模型与平移量。</w:t>
+      </w:r>
+    </w:p>
+    <w:p>
+      <w:pPr>
+        <w:spacing w:after="60" w:line="324" w:lineRule="auto"/>
+        <w:ind w:firstLine="420"/>
+        <w:jc w:val="left"/>
+      </w:pPr>
+      <w:r>
+        <w:rPr>
+          <w:rFonts w:ascii="微软雅黑" w:hAnsi="微软雅黑" w:eastAsia="微软雅黑"/>
+          <w:b w:val="0"/>
+          <w:sz w:val="21"/>
+        </w:rPr>
+        <w:t>相机组提供 θ、φ、fov、camRadius 四个滑块；物体变换组提供缩放滑块、X/Y/Z 平移数字框与旋转角只读显示；动画面板提供播放复选框、速度滑块与重置按钮，在非层次模型场景整块隐藏；显示组控制坐标轴、轴标签与 gizmo 的显隐；操作说明组以快捷键表列出全部鼠标与键盘操作。所有控件与场景参数双向同步：键盘鼠标改变参数后由 syncUI() 写回滑块、按钮高亮与状态栏，面板控件反向写入全局量并立即重绘。</w:t>
+      </w:r>
+    </w:p>
+    <w:p>
+      <w:pPr>
+        <w:spacing w:after="60" w:line="324" w:lineRule="auto"/>
+        <w:ind w:firstLine="420"/>
+        <w:jc w:val="left"/>
+      </w:pPr>
+      <w:r>
+        <w:rPr>
+          <w:rFonts w:ascii="微软雅黑" w:hAnsi="微软雅黑" w:eastAsia="微软雅黑"/>
+          <w:b w:val="0"/>
+          <w:sz w:val="21"/>
+        </w:rPr>
+        <w:t>配色以强调色 #2f6fdb 为主，按钮与面板采用浅灰白底、细边框与 6~10 px 圆角，视口底色为 #eef1f5；字体统一为微软雅黑。所有图标为手写内联 SVG 空心轮廓，不使用外部图标库或网络图片。</w:t>
+      </w:r>
+    </w:p>
+    <w:p>
+      <w:pPr>
+        <w:keepNext/>
+        <w:spacing w:before="240" w:after="100" w:line="240" w:lineRule="auto"/>
+        <w:jc w:val="left"/>
+      </w:pPr>
+      <w:r>
+        <w:rPr>
+          <w:rFonts w:ascii="微软雅黑" w:hAnsi="微软雅黑" w:eastAsia="微软雅黑"/>
+          <w:b/>
+          <w:sz w:val="27"/>
+        </w:rPr>
+        <w:t>6 关键问题与解决</w:t>
+      </w:r>
+    </w:p>
+    <w:p>
+      <w:pPr>
+        <w:spacing w:after="60" w:line="324" w:lineRule="auto"/>
+        <w:ind w:firstLine="420"/>
+        <w:jc w:val="left"/>
+      </w:pPr>
+      <w:r>
+        <w:rPr>
+          <w:rFonts w:ascii="微软雅黑" w:hAnsi="微软雅黑" w:eastAsia="微软雅黑"/>
+          <w:b w:val="0"/>
+          <w:sz w:val="21"/>
+        </w:rPr>
+        <w:t>实现与调试过程中有七处问题印象较深，下面按 STAR（情境、任务、行动、结果）逐条记录。</w:t>
+      </w:r>
+    </w:p>
+    <w:p>
+      <w:pPr>
+        <w:spacing w:after="60" w:line="324" w:lineRule="auto"/>
+        <w:ind w:firstLine="420"/>
+        <w:jc w:val="left"/>
+      </w:pPr>
+      <w:r>
+        <w:rPr>
+          <w:rFonts w:ascii="微软雅黑" w:hAnsi="微软雅黑" w:eastAsia="微软雅黑"/>
+          <w:b w:val="0"/>
+          <w:sz w:val="21"/>
+        </w:rPr>
+        <w:t>（1）S：切换到正交投影后，拖动相机距离或视野角滑块，界面数值在变化而画面完全不动。T：使 camRadius 与 fov 在正交投影下同样改变画面尺度，并保证两种投影切换时尺度连续。A：检查投影矩阵后发现，正交视见体的竖向半高取的是固定值，而平行投影沿视线方向平移观察者本就不改变成像，fov 也只在透视分支被使用；于是令 halfV = camRadius·tan(fov/2)，并让正交矩阵与平移映射的 worldPerPixel() 共用同一个 halfV。R：两条滑块与 Ctrl+滚轮在正交下均可见，camRadius 由 15.5 增至 20.63 时 P[0][0] 由 0.1020 变为 0.0767，fov 由 60° 减到 20° 时变为 0.2510，投影切换时画面不跳变。</w:t>
+      </w:r>
+    </w:p>
+    <w:p>
+      <w:pPr>
+        <w:spacing w:after="60" w:line="324" w:lineRule="auto"/>
+        <w:ind w:firstLine="420"/>
+        <w:jc w:val="left"/>
+      </w:pPr>
+      <w:r>
+        <w:rPr>
+          <w:rFonts w:ascii="微软雅黑" w:hAnsi="微软雅黑" w:eastAsia="微软雅黑"/>
+          <w:b w:val="0"/>
+          <w:sz w:val="21"/>
+        </w:rPr>
+        <w:t>（2）S：右键纵向拖动时方向与横向相反；更反常的是，无论怎样拖动，世界 Y 轴在屏幕上始终是一条竖线，没有任何横向分量。T：统一拖动的方向语义，并让相机能够到达任意姿态。A：前者源于横向采用抓取式映射、纵向却写成 φ 增大；后者源于纵向只修改 φ，再由球面公式重新生成 up，而该 up 恒落在“世界 Y 轴与视线”决定的竖直平面内，世界 Y 轴因此永远被锁在垂直于屏幕的平面里。解决方式是让右键拖动与 W/S、A/D 共用同一套刚体旋转：横向绕世界 Y 轴、纵向绕世界 X 轴，eye 与 up 一起旋转并把结果写入 camUp。R：向下拖动 60 px 后 φ 由 54.7356° 变为 43.3225°，世界 Y 轴的屏幕方向由 (0, 1) 变为 (−0.2212, 0.9752)，物体随鼠标下移；反拖 60 px 后 θ、φ 与 up 精确复原。</w:t>
+      </w:r>
+    </w:p>
+    <w:p>
+      <w:pPr>
+        <w:spacing w:after="60" w:line="324" w:lineRule="auto"/>
+        <w:ind w:firstLine="420"/>
+        <w:jc w:val="left"/>
+      </w:pPr>
+      <w:r>
+        <w:rPr>
+          <w:rFonts w:ascii="微软雅黑" w:hAnsi="微软雅黑" w:eastAsia="微软雅黑"/>
+          <w:b w:val="0"/>
+          <w:sz w:val="21"/>
+        </w:rPr>
+        <w:t>（3）S：左键平移物体时，右侧平移数字框不随之更新；光标一旦离开画布，拖动也会中断。T：让面板显示在交互过程中实时同步，并保证拖动全程连续。A：数字框原先只在初始化与复位时写回，改为在每帧 syncUI() 中回显，并对正在输入的输入框让步；mousemove/mouseup 原挂在 canvas 上，光标划过视口内的徽标或 gizmo 框、或拖出视口后就收不到事件，改挂到 window。R：拖动全程连续，数字框实时跟随，手动输入不被覆盖。</w:t>
+      </w:r>
+    </w:p>
+    <w:p>
+      <w:pPr>
+        <w:spacing w:after="60" w:line="324" w:lineRule="auto"/>
+        <w:ind w:firstLine="420"/>
+        <w:jc w:val="left"/>
+      </w:pPr>
+      <w:r>
+        <w:rPr>
+          <w:rFonts w:ascii="微软雅黑" w:hAnsi="微软雅黑" w:eastAsia="微软雅黑"/>
+          <w:b w:val="0"/>
+          <w:sz w:val="21"/>
+        </w:rPr>
+        <w:t>（4）S：早期实现只旋转视线方向，再按新的 (θ, φ) 由球面公式重算 up，等效转轴会漂移成一条斜轴，画面随之出现“地球自转”式的滚动。T：让 W/S 的转轴严格等于世界 X 轴。A：把 eye 与 up 作为刚体一起旋转，并保存旋转后的 up 供下一次旋转使用，up 与视线的正交关系在整个过程中保持不变。R：该实现与步长无关，90 次 1° 与一次 90° 的结果一致到 1e-13；绕行 40 步后 eye 的 x 分量漂移仅 2.3e-15。</w:t>
+      </w:r>
+    </w:p>
+    <w:p>
+      <w:pPr>
+        <w:spacing w:after="60" w:line="324" w:lineRule="auto"/>
+        <w:ind w:firstLine="420"/>
+        <w:jc w:val="left"/>
+      </w:pPr>
+      <w:r>
+        <w:rPr>
+          <w:rFonts w:ascii="微软雅黑" w:hAnsi="微软雅黑" w:eastAsia="微软雅黑"/>
+          <w:b w:val="0"/>
+          <w:sz w:val="21"/>
+        </w:rPr>
+        <w:t>（5）S：坐标轴段与 gizmo 段内部同时含有线段与圆锥三角形，而一次 drawArrays 只能指定一种图元；gizmo 的 X/Y/Z 标识在正交投影下用裁剪坐标 w ≤ 0 判断完全失效；Ctrl+滚轮会先触发浏览器页面缩放。T：三类问题都要在不改动着色器的前提下解决。A：为每一段记录“线段结束位置”，拆成先线段、后三角形两次绘制；标识的可见性改为把世界点完整变换到裁剪空间后检查 ndc.z 是否落在 [−1, 1]；wheel 监听器调用 preventDefault() 并显式声明 passive: false。R：混合图元无错绘，标识始终跟随轴端且不越框，页面不再缩放。</w:t>
+      </w:r>
+    </w:p>
+    <w:p>
+      <w:pPr>
+        <w:spacing w:after="60" w:line="324" w:lineRule="auto"/>
+        <w:ind w:firstLine="420"/>
+        <w:jc w:val="left"/>
+      </w:pPr>
+      <w:r>
+        <w:rPr>
+          <w:rFonts w:ascii="微软雅黑" w:hAnsi="微软雅黑" w:eastAsia="微软雅黑"/>
+          <w:b w:val="0"/>
+          <w:sz w:val="21"/>
+        </w:rPr>
+        <w:t>（6）S：太阳两极各有一块明显的暗斑，从外部看球面像是没有封闭。T：让球面真正闭合。A：极点处的四边形会退化为三角形，原实现按普通四边形展开，两极各产生两个退化三角形；改为首尾两圈单独处理，北极只发 (a, b, c)、南极只发 (a, b, d) 一个三角形。R：暗斑消失，球面闭合，两极明暗与其余部分连续，三角形总数不变。</w:t>
+      </w:r>
+    </w:p>
+    <w:p>
+      <w:pPr>
+        <w:spacing w:after="60" w:line="324" w:lineRule="auto"/>
+        <w:ind w:firstLine="420"/>
+        <w:jc w:val="left"/>
+      </w:pPr>
+      <w:r>
+        <w:rPr>
+          <w:rFonts w:ascii="微软雅黑" w:hAnsi="微软雅黑" w:eastAsia="微软雅黑"/>
+          <w:b w:val="0"/>
+          <w:sz w:val="21"/>
+        </w:rPr>
+        <w:t>（7）S：环面纽结旋转时明显绕着一个偏离几何中心的点“甩动”。T：让旋转中心与几何中心重合。A：(2,3) 曲线在 x、z 上并不对称；改为生成后按包围盒居中并缩放到最大跨度 2.6。R：旋转平稳，尺度与其余模型一致。</w:t>
+      </w:r>
+    </w:p>
+    <w:p>
+      <w:pPr>
+        <w:keepNext/>
+        <w:spacing w:before="240" w:after="100" w:line="240" w:lineRule="auto"/>
+        <w:jc w:val="left"/>
+      </w:pPr>
+      <w:r>
+        <w:rPr>
+          <w:rFonts w:ascii="微软雅黑" w:hAnsi="微软雅黑" w:eastAsia="微软雅黑"/>
+          <w:b/>
+          <w:sz w:val="27"/>
+        </w:rPr>
         <w:t>7 测试与验证</w:t>
       </w:r>
     </w:p>
@@ -1458,7 +1698,7 @@
           <w:b w:val="0"/>
           <w:sz w:val="21"/>
         </w:rPr>
-        <w:t>测试分为无头逻辑校验与浏览器实测两部分。无头部分在 Node 中以 WebGL 桩加载模型数据与主程序，直接断言矩阵、计数、映射与限位；浏览器部分在 HTTP 服务下逐项操作，记录矩阵元素、相机参数与场景状态。</w:t>
+        <w:t>我把验证分成两部分：无头逻辑校验在 Node 中以 WebGL 桩加载模型数据与主程序，直接断言矩阵、计数、映射与限位；浏览器实测在 HTTP 服务下逐项操作，记录矩阵元素、相机参数与场景状态。两者互补——桩能覆盖大量边界条件，但着色器加载、事件挂载与绘制状态这一类问题，只有真实浏览器才会暴露。</w:t>
       </w:r>
     </w:p>
     <w:p>
@@ -1638,7 +1878,7 @@
                 <w:b w:val="0"/>
                 <w:sz w:val="19"/>
               </w:rPr>
-              <w:t>统计三种模型及固定段顶点数</w:t>
+              <w:t>统计各模型与固定段的顶点数</w:t>
             </w:r>
           </w:p>
         </w:tc>
@@ -1657,7 +1897,7 @@
                 <w:b w:val="0"/>
                 <w:sz w:val="19"/>
               </w:rPr>
-              <w:t>方块 36 / 球 49152 / 帽 600；固定段 294 + 150 = 444</w:t>
+              <w:t>方块 36 / 球 49152 / 帽 600 / 茶壶 12288 / 纽结 32400 / 太阳系 8604 / 齿轮组 2904；固定段 444</w:t>
             </w:r>
           </w:p>
         </w:tc>
@@ -1856,7 +2096,7 @@
                 <w:b w:val="0"/>
                 <w:sz w:val="19"/>
               </w:rPr>
-              <w:t>右键方向</w:t>
+              <w:t>右键方向与转轴</w:t>
             </w:r>
           </w:p>
         </w:tc>
@@ -1875,7 +2115,7 @@
                 <w:b w:val="0"/>
                 <w:sz w:val="19"/>
               </w:rPr>
-              <w:t>向下拖动 60 px 后读取 φ</w:t>
+              <w:t>向下拖动 60 px 后读取 θ、φ 与世界 Y 轴的屏幕方向</w:t>
             </w:r>
           </w:p>
         </w:tc>
@@ -1894,7 +2134,7 @@
                 <w:b w:val="0"/>
                 <w:sz w:val="19"/>
               </w:rPr>
-              <w:t>φ 54.7356°→36.7356°，物体随鼠标下移</w:t>
+              <w:t>φ 54.7356°→43.3225°，Y 轴屏幕方向 (0, 1)→(−0.2212, 0.9752)，物体随鼠标下移；反拖 60 px 后 θ、φ、up 精确复原</w:t>
             </w:r>
           </w:p>
         </w:tc>
@@ -2212,26 +2452,529 @@
           </w:p>
         </w:tc>
       </w:tr>
+      <w:tr>
+        <w:tblPrEx>
+          <w:tblBorders>
+            <w:top w:val="single" w:color="999999" w:sz="4" w:space="0"/>
+            <w:left w:val="single" w:color="999999" w:sz="4" w:space="0"/>
+            <w:bottom w:val="single" w:color="999999" w:sz="4" w:space="0"/>
+            <w:right w:val="single" w:color="999999" w:sz="4" w:space="0"/>
+            <w:insideH w:val="single" w:color="999999" w:sz="4" w:space="0"/>
+            <w:insideV w:val="single" w:color="999999" w:sz="4" w:space="0"/>
+          </w:tblBorders>
+          <w:tblCellMar>
+            <w:top w:w="28" w:type="dxa"/>
+            <w:left w:w="72" w:type="dxa"/>
+            <w:bottom w:w="28" w:type="dxa"/>
+            <w:right w:w="72" w:type="dxa"/>
+          </w:tblCellMar>
+        </w:tblPrEx>
+        <w:trPr>
+          <w:cantSplit/>
+          <w:jc w:val="center"/>
+        </w:trPr>
+        <w:tc>
+          <w:tcPr>
+            <w:tcW w:w="1720" w:type="dxa"/>
+          </w:tcPr>
+          <w:p>
+            <w:pPr>
+              <w:keepNext/>
+              <w:spacing w:after="20" w:line="276" w:lineRule="auto"/>
+            </w:pPr>
+            <w:r>
+              <w:rPr>
+                <w:rFonts w:ascii="微软雅黑" w:hAnsi="微软雅黑" w:eastAsia="微软雅黑"/>
+                <w:b w:val="0"/>
+                <w:sz w:val="19"/>
+              </w:rPr>
+              <w:t>新增模型包围盒</w:t>
+            </w:r>
+          </w:p>
+        </w:tc>
+        <w:tc>
+          <w:tcPr>
+            <w:tcW w:w="2520" w:type="dxa"/>
+          </w:tcPr>
+          <w:p>
+            <w:pPr>
+              <w:keepNext/>
+              <w:spacing w:after="20" w:line="276" w:lineRule="auto"/>
+            </w:pPr>
+            <w:r>
+              <w:rPr>
+                <w:rFonts w:ascii="微软雅黑" w:hAnsi="微软雅黑" w:eastAsia="微软雅黑"/>
+                <w:b w:val="0"/>
+                <w:sz w:val="19"/>
+              </w:rPr>
+              <w:t>检查归一化后的尺寸</w:t>
+            </w:r>
+          </w:p>
+        </w:tc>
+        <w:tc>
+          <w:tcPr>
+            <w:tcW w:w="4040" w:type="dxa"/>
+          </w:tcPr>
+          <w:p>
+            <w:pPr>
+              <w:keepNext/>
+              <w:spacing w:after="20" w:line="276" w:lineRule="auto"/>
+            </w:pPr>
+            <w:r>
+              <w:rPr>
+                <w:rFonts w:ascii="微软雅黑" w:hAnsi="微软雅黑" w:eastAsia="微软雅黑"/>
+                <w:b w:val="0"/>
+                <w:sz w:val="19"/>
+              </w:rPr>
+              <w:t>茶壶 2.56×1.26×1.60，纽结 2.40×1.44×2.60（均已居中，最大跨度 2.6）</w:t>
+            </w:r>
+          </w:p>
+        </w:tc>
+      </w:tr>
+      <w:tr>
+        <w:tblPrEx>
+          <w:tblBorders>
+            <w:top w:val="single" w:color="999999" w:sz="4" w:space="0"/>
+            <w:left w:val="single" w:color="999999" w:sz="4" w:space="0"/>
+            <w:bottom w:val="single" w:color="999999" w:sz="4" w:space="0"/>
+            <w:right w:val="single" w:color="999999" w:sz="4" w:space="0"/>
+            <w:insideH w:val="single" w:color="999999" w:sz="4" w:space="0"/>
+            <w:insideV w:val="single" w:color="999999" w:sz="4" w:space="0"/>
+          </w:tblBorders>
+          <w:tblCellMar>
+            <w:top w:w="28" w:type="dxa"/>
+            <w:left w:w="72" w:type="dxa"/>
+            <w:bottom w:w="28" w:type="dxa"/>
+            <w:right w:w="72" w:type="dxa"/>
+          </w:tblCellMar>
+        </w:tblPrEx>
+        <w:trPr>
+          <w:cantSplit/>
+          <w:jc w:val="center"/>
+        </w:trPr>
+        <w:tc>
+          <w:tcPr>
+            <w:tcW w:w="1720" w:type="dxa"/>
+          </w:tcPr>
+          <w:p>
+            <w:pPr>
+              <w:keepNext/>
+              <w:spacing w:after="20" w:line="276" w:lineRule="auto"/>
+            </w:pPr>
+            <w:r>
+              <w:rPr>
+                <w:rFonts w:ascii="微软雅黑" w:hAnsi="微软雅黑" w:eastAsia="微软雅黑"/>
+                <w:b w:val="0"/>
+                <w:sz w:val="19"/>
+              </w:rPr>
+              <w:t>太阳系层次矩阵</w:t>
+            </w:r>
+          </w:p>
+        </w:tc>
+        <w:tc>
+          <w:tcPr>
+            <w:tcW w:w="2520" w:type="dxa"/>
+          </w:tcPr>
+          <w:p>
+            <w:pPr>
+              <w:keepNext/>
+              <w:spacing w:after="20" w:line="276" w:lineRule="auto"/>
+            </w:pPr>
+            <w:r>
+              <w:rPr>
+                <w:rFonts w:ascii="微软雅黑" w:hAnsi="微软雅黑" w:eastAsia="微软雅黑"/>
+                <w:b w:val="0"/>
+                <w:sz w:val="19"/>
+              </w:rPr>
+              <w:t>t = 1 s 时取各天体矩阵的平移分量</w:t>
+            </w:r>
+          </w:p>
+        </w:tc>
+        <w:tc>
+          <w:tcPr>
+            <w:tcW w:w="4040" w:type="dxa"/>
+          </w:tcPr>
+          <w:p>
+            <w:pPr>
+              <w:keepNext/>
+              <w:spacing w:after="20" w:line="276" w:lineRule="auto"/>
+            </w:pPr>
+            <w:r>
+              <w:rPr>
+                <w:rFonts w:ascii="微软雅黑" w:hAnsi="微软雅黑" w:eastAsia="微软雅黑"/>
+                <w:b w:val="0"/>
+                <w:sz w:val="19"/>
+              </w:rPr>
+              <w:t>地球 (5.638, 0, 2.052)、月球 (5.378, 0, 0.575)，与手工推算一致（误差 &lt; 1e-6）</w:t>
+            </w:r>
+          </w:p>
+        </w:tc>
+      </w:tr>
+      <w:tr>
+        <w:tblPrEx>
+          <w:tblBorders>
+            <w:top w:val="single" w:color="999999" w:sz="4" w:space="0"/>
+            <w:left w:val="single" w:color="999999" w:sz="4" w:space="0"/>
+            <w:bottom w:val="single" w:color="999999" w:sz="4" w:space="0"/>
+            <w:right w:val="single" w:color="999999" w:sz="4" w:space="0"/>
+            <w:insideH w:val="single" w:color="999999" w:sz="4" w:space="0"/>
+            <w:insideV w:val="single" w:color="999999" w:sz="4" w:space="0"/>
+          </w:tblBorders>
+          <w:tblCellMar>
+            <w:top w:w="28" w:type="dxa"/>
+            <w:left w:w="72" w:type="dxa"/>
+            <w:bottom w:w="28" w:type="dxa"/>
+            <w:right w:w="72" w:type="dxa"/>
+          </w:tblCellMar>
+        </w:tblPrEx>
+        <w:trPr>
+          <w:cantSplit/>
+          <w:jc w:val="center"/>
+        </w:trPr>
+        <w:tc>
+          <w:tcPr>
+            <w:tcW w:w="1720" w:type="dxa"/>
+          </w:tcPr>
+          <w:p>
+            <w:pPr>
+              <w:keepNext/>
+              <w:spacing w:after="20" w:line="276" w:lineRule="auto"/>
+            </w:pPr>
+            <w:r>
+              <w:rPr>
+                <w:rFonts w:ascii="微软雅黑" w:hAnsi="微软雅黑" w:eastAsia="微软雅黑"/>
+                <w:b w:val="0"/>
+                <w:sz w:val="19"/>
+              </w:rPr>
+              <w:t>OBJ 解析</w:t>
+            </w:r>
+          </w:p>
+        </w:tc>
+        <w:tc>
+          <w:tcPr>
+            <w:tcW w:w="2520" w:type="dxa"/>
+          </w:tcPr>
+          <w:p>
+            <w:pPr>
+              <w:keepNext/>
+              <w:spacing w:after="20" w:line="276" w:lineRule="auto"/>
+            </w:pPr>
+            <w:r>
+              <w:rPr>
+                <w:rFonts w:ascii="微软雅黑" w:hAnsi="微软雅黑" w:eastAsia="微软雅黑"/>
+                <w:b w:val="0"/>
+                <w:sz w:val="19"/>
+              </w:rPr>
+              <w:t>导入含四边形面、负下标与 v/vt/vn 的测试文件</w:t>
+            </w:r>
+          </w:p>
+        </w:tc>
+        <w:tc>
+          <w:tcPr>
+            <w:tcW w:w="4040" w:type="dxa"/>
+          </w:tcPr>
+          <w:p>
+            <w:pPr>
+              <w:keepNext/>
+              <w:spacing w:after="20" w:line="276" w:lineRule="auto"/>
+            </w:pPr>
+            <w:r>
+              <w:rPr>
+                <w:rFonts w:ascii="微软雅黑" w:hAnsi="微软雅黑" w:eastAsia="微软雅黑"/>
+                <w:b w:val="0"/>
+                <w:sz w:val="19"/>
+              </w:rPr>
+              <w:t>3 个四边形 + 1 个三角形解析为 7 个三角形；空文件抛出提示</w:t>
+            </w:r>
+          </w:p>
+        </w:tc>
+      </w:tr>
+      <w:tr>
+        <w:tblPrEx>
+          <w:tblBorders>
+            <w:top w:val="single" w:color="999999" w:sz="4" w:space="0"/>
+            <w:left w:val="single" w:color="999999" w:sz="4" w:space="0"/>
+            <w:bottom w:val="single" w:color="999999" w:sz="4" w:space="0"/>
+            <w:right w:val="single" w:color="999999" w:sz="4" w:space="0"/>
+            <w:insideH w:val="single" w:color="999999" w:sz="4" w:space="0"/>
+            <w:insideV w:val="single" w:color="999999" w:sz="4" w:space="0"/>
+          </w:tblBorders>
+          <w:tblCellMar>
+            <w:top w:w="28" w:type="dxa"/>
+            <w:left w:w="72" w:type="dxa"/>
+            <w:bottom w:w="28" w:type="dxa"/>
+            <w:right w:w="72" w:type="dxa"/>
+          </w:tblCellMar>
+        </w:tblPrEx>
+        <w:trPr>
+          <w:cantSplit/>
+          <w:jc w:val="center"/>
+        </w:trPr>
+        <w:tc>
+          <w:tcPr>
+            <w:tcW w:w="1720" w:type="dxa"/>
+          </w:tcPr>
+          <w:p>
+            <w:pPr>
+              <w:keepNext/>
+              <w:spacing w:after="20" w:line="276" w:lineRule="auto"/>
+            </w:pPr>
+            <w:r>
+              <w:rPr>
+                <w:rFonts w:ascii="微软雅黑" w:hAnsi="微软雅黑" w:eastAsia="微软雅黑"/>
+                <w:b w:val="0"/>
+                <w:sz w:val="19"/>
+              </w:rPr>
+              <w:t>层次动画</w:t>
+            </w:r>
+          </w:p>
+        </w:tc>
+        <w:tc>
+          <w:tcPr>
+            <w:tcW w:w="2520" w:type="dxa"/>
+          </w:tcPr>
+          <w:p>
+            <w:pPr>
+              <w:keepNext/>
+              <w:spacing w:after="20" w:line="276" w:lineRule="auto"/>
+            </w:pPr>
+            <w:r>
+              <w:rPr>
+                <w:rFonts w:ascii="微软雅黑" w:hAnsi="微软雅黑" w:eastAsia="微软雅黑"/>
+                <w:b w:val="0"/>
+                <w:sz w:val="19"/>
+              </w:rPr>
+              <w:t>播放 1.2 s 后比较动画时间与截图，再暂停比较</w:t>
+            </w:r>
+          </w:p>
+        </w:tc>
+        <w:tc>
+          <w:tcPr>
+            <w:tcW w:w="4040" w:type="dxa"/>
+          </w:tcPr>
+          <w:p>
+            <w:pPr>
+              <w:keepNext/>
+              <w:spacing w:after="20" w:line="276" w:lineRule="auto"/>
+            </w:pPr>
+            <w:r>
+              <w:rPr>
+                <w:rFonts w:ascii="微软雅黑" w:hAnsi="微软雅黑" w:eastAsia="微软雅黑"/>
+                <w:b w:val="0"/>
+                <w:sz w:val="19"/>
+              </w:rPr>
+              <w:t>t 推进 1.32（速度 1×），截图不同；暂停后 t 不变、截图逐字节相同</w:t>
+            </w:r>
+          </w:p>
+        </w:tc>
+      </w:tr>
+      <w:tr>
+        <w:tblPrEx>
+          <w:tblBorders>
+            <w:top w:val="single" w:color="999999" w:sz="4" w:space="0"/>
+            <w:left w:val="single" w:color="999999" w:sz="4" w:space="0"/>
+            <w:bottom w:val="single" w:color="999999" w:sz="4" w:space="0"/>
+            <w:right w:val="single" w:color="999999" w:sz="4" w:space="0"/>
+            <w:insideH w:val="single" w:color="999999" w:sz="4" w:space="0"/>
+            <w:insideV w:val="single" w:color="999999" w:sz="4" w:space="0"/>
+          </w:tblBorders>
+          <w:tblCellMar>
+            <w:top w:w="28" w:type="dxa"/>
+            <w:left w:w="72" w:type="dxa"/>
+            <w:bottom w:w="28" w:type="dxa"/>
+            <w:right w:w="72" w:type="dxa"/>
+          </w:tblCellMar>
+        </w:tblPrEx>
+        <w:trPr>
+          <w:cantSplit/>
+          <w:jc w:val="center"/>
+        </w:trPr>
+        <w:tc>
+          <w:tcPr>
+            <w:tcW w:w="1720" w:type="dxa"/>
+          </w:tcPr>
+          <w:p>
+            <w:pPr>
+              <w:keepNext/>
+              <w:spacing w:after="20" w:line="276" w:lineRule="auto"/>
+            </w:pPr>
+            <w:r>
+              <w:rPr>
+                <w:rFonts w:ascii="微软雅黑" w:hAnsi="微软雅黑" w:eastAsia="微软雅黑"/>
+                <w:b w:val="0"/>
+                <w:sz w:val="19"/>
+              </w:rPr>
+              <w:t>齿轮组几何与转角</w:t>
+            </w:r>
+          </w:p>
+        </w:tc>
+        <w:tc>
+          <w:tcPr>
+            <w:tcW w:w="2520" w:type="dxa"/>
+          </w:tcPr>
+          <w:p>
+            <w:pPr>
+              <w:keepNext/>
+              <w:spacing w:after="20" w:line="276" w:lineRule="auto"/>
+            </w:pPr>
+            <w:r>
+              <w:rPr>
+                <w:rFonts w:ascii="微软雅黑" w:hAnsi="微软雅黑" w:eastAsia="微软雅黑"/>
+                <w:b w:val="0"/>
+                <w:sz w:val="19"/>
+              </w:rPr>
+              <w:t>统计分段与包围盒，并按 t = 1.5 s 读取三个矩阵的转角</w:t>
+            </w:r>
+          </w:p>
+        </w:tc>
+        <w:tc>
+          <w:tcPr>
+            <w:tcW w:w="4040" w:type="dxa"/>
+          </w:tcPr>
+          <w:p>
+            <w:pPr>
+              <w:keepNext/>
+              <w:spacing w:after="20" w:line="276" w:lineRule="auto"/>
+            </w:pPr>
+            <w:r>
+              <w:rPr>
+                <w:rFonts w:ascii="微软雅黑" w:hAnsi="微软雅黑" w:eastAsia="微软雅黑"/>
+                <w:b w:val="0"/>
+                <w:sz w:val="19"/>
+              </w:rPr>
+              <w:t>分段 1176/936/792（合计 2904）；包围盒 2.60×2.14×0.39；|θ| = 60°/80°/100°，相邻轮反向</w:t>
+            </w:r>
+          </w:p>
+        </w:tc>
+      </w:tr>
+      <w:tr>
+        <w:tblPrEx>
+          <w:tblBorders>
+            <w:top w:val="single" w:color="999999" w:sz="4" w:space="0"/>
+            <w:left w:val="single" w:color="999999" w:sz="4" w:space="0"/>
+            <w:bottom w:val="single" w:color="999999" w:sz="4" w:space="0"/>
+            <w:right w:val="single" w:color="999999" w:sz="4" w:space="0"/>
+            <w:insideH w:val="single" w:color="999999" w:sz="4" w:space="0"/>
+            <w:insideV w:val="single" w:color="999999" w:sz="4" w:space="0"/>
+          </w:tblBorders>
+          <w:tblCellMar>
+            <w:top w:w="28" w:type="dxa"/>
+            <w:left w:w="72" w:type="dxa"/>
+            <w:bottom w:w="28" w:type="dxa"/>
+            <w:right w:w="72" w:type="dxa"/>
+          </w:tblCellMar>
+        </w:tblPrEx>
+        <w:trPr>
+          <w:cantSplit/>
+          <w:jc w:val="center"/>
+        </w:trPr>
+        <w:tc>
+          <w:tcPr>
+            <w:tcW w:w="1720" w:type="dxa"/>
+          </w:tcPr>
+          <w:p>
+            <w:pPr>
+              <w:keepNext/>
+              <w:spacing w:after="20" w:line="276" w:lineRule="auto"/>
+            </w:pPr>
+            <w:r>
+              <w:rPr>
+                <w:rFonts w:ascii="微软雅黑" w:hAnsi="微软雅黑" w:eastAsia="微软雅黑"/>
+                <w:b w:val="0"/>
+                <w:sz w:val="19"/>
+              </w:rPr>
+              <w:t>齿轮组动画</w:t>
+            </w:r>
+          </w:p>
+        </w:tc>
+        <w:tc>
+          <w:tcPr>
+            <w:tcW w:w="2520" w:type="dxa"/>
+          </w:tcPr>
+          <w:p>
+            <w:pPr>
+              <w:keepNext/>
+              <w:spacing w:after="20" w:line="276" w:lineRule="auto"/>
+            </w:pPr>
+            <w:r>
+              <w:rPr>
+                <w:rFonts w:ascii="微软雅黑" w:hAnsi="微软雅黑" w:eastAsia="微软雅黑"/>
+                <w:b w:val="0"/>
+                <w:sz w:val="19"/>
+              </w:rPr>
+              <w:t>播放 1.1 s 后比较截图与动画时间，再暂停比较</w:t>
+            </w:r>
+          </w:p>
+        </w:tc>
+        <w:tc>
+          <w:tcPr>
+            <w:tcW w:w="4040" w:type="dxa"/>
+          </w:tcPr>
+          <w:p>
+            <w:pPr>
+              <w:keepNext/>
+              <w:spacing w:after="20" w:line="276" w:lineRule="auto"/>
+            </w:pPr>
+            <w:r>
+              <w:rPr>
+                <w:rFonts w:ascii="微软雅黑" w:hAnsi="微软雅黑" w:eastAsia="微软雅黑"/>
+                <w:b w:val="0"/>
+                <w:sz w:val="19"/>
+              </w:rPr>
+              <w:t>t 推进、截图不同；暂停后 t 不变、截图逐字节相同；动画面板随模型显示或隐藏</w:t>
+            </w:r>
+          </w:p>
+        </w:tc>
+      </w:tr>
+      <w:tr>
+        <w:tc>
+          <w:tcPr>
+            <w:tcW w:type="dxa" w:w="1720"/>
+          </w:tcPr>
+          <w:p>
+            <w:r>
+              <w:rPr>
+                <w:rFonts w:ascii="微软雅黑" w:hAnsi="微软雅黑"/>
+                <w:sz w:val="19"/>
+              </w:rPr>
+              <w:t>导入模型边线</w:t>
+            </w:r>
+          </w:p>
+        </w:tc>
+        <w:tc>
+          <w:tcPr>
+            <w:tcW w:type="dxa" w:w="2520"/>
+          </w:tcPr>
+          <w:p>
+            <w:r>
+              <w:rPr>
+                <w:rFonts w:ascii="微软雅黑" w:hAnsi="微软雅黑"/>
+                <w:sz w:val="19"/>
+              </w:rPr>
+              <w:t>导入立方体与 36×22 经纬球，统计去重后的棱边线段顶点数</w:t>
+            </w:r>
+          </w:p>
+        </w:tc>
+        <w:tc>
+          <w:tcPr>
+            <w:tcW w:type="dxa" w:w="4040"/>
+          </w:tcPr>
+          <w:p>
+            <w:r>
+              <w:rPr>
+                <w:rFonts w:ascii="微软雅黑" w:hAnsi="微软雅黑"/>
+                <w:sz w:val="19"/>
+              </w:rPr>
+              <w:t>立方体 18 条唯一棱边（36 顶点），球 2412 条（4824 顶点）；切回茶壶后边线段清零</w:t>
+            </w:r>
+          </w:p>
+        </w:tc>
+      </w:tr>
     </w:tbl>
     <w:p>
       <w:pPr>
         <w:spacing w:after="40" w:line="240" w:lineRule="auto"/>
       </w:pPr>
-    </w:p>
-    <w:p>
-      <w:pPr>
-        <w:spacing w:after="60" w:line="324" w:lineRule="auto"/>
-        <w:ind w:firstLine="420"/>
-        <w:jc w:val="left"/>
-      </w:pPr>
-      <w:r>
-        <w:rPr>
-          <w:rFonts w:ascii="微软雅黑" w:hAnsi="微软雅黑" w:eastAsia="微软雅黑"/>
-          <w:b w:val="0"/>
-          <w:sz w:val="21"/>
-        </w:rPr>
-        <w:t>其中正交视见体动态性与 worldPerPixel() 的一致性、右键方向、平移绝对映射与数字框回显、参数限位等共 18 项断言全部通过；界面元素清理后另行按 HTML 实际 id 做严格 DOM 校验，初始化、界面绑定、场景构建、同步与渲染入口均未访问不存在的元素。</w:t>
-      </w:r>
     </w:p>
     <w:p>
       <w:pPr>
@@ -2260,52 +3003,53 @@
           <w:b w:val="0"/>
           <w:sz w:val="21"/>
         </w:rPr>
-        <w:t>通过本次实验，把课件中“几何造型 → 模型变换 → 观察变换 → 投影变换 → 视见体裁剪”的整条流水线在 WebGL 中真正串联了起来。最直接的体会是：P·V·M 不是三个孤立的矩阵，而是一次完整的坐标系降维过程——建模在物体自身坐标系，观察变换把世界搬进相机坐标系，投影再把三维视见体压成标准化设备坐标，任何一步出错都会在最终画面上被放大。</w:t>
-      </w:r>
-    </w:p>
-    <w:p>
-      <w:pPr>
-        <w:spacing w:after="60" w:line="324" w:lineRule="auto"/>
-        <w:ind w:firstLine="420"/>
-        <w:jc w:val="left"/>
-      </w:pPr>
-      <w:r>
-        <w:rPr>
-          <w:rFonts w:ascii="微软雅黑" w:hAnsi="微软雅黑" w:eastAsia="微软雅黑"/>
-          <w:b w:val="0"/>
-          <w:sz w:val="21"/>
-        </w:rPr>
-        <w:t>对 lookAt 与相机参数化的理解也从公式变成了可交互的体验。绕世界 X 轴旋转与直接修改球坐标分量并不是一回事：只有转轴恰好与视线垂直时两者才等价；而一旦转轴不是相机自身的右向量，世界轴在屏幕上的投影保持不动、其余景物绕它倾斜就是必然结果。把 eye 与 up 作为刚体一起旋转之后，才真正理解“观察变换由正交基 (n, u, v) 决定”的含义。</w:t>
-      </w:r>
-    </w:p>
-    <w:p>
-      <w:pPr>
-        <w:spacing w:after="60" w:line="324" w:lineRule="auto"/>
-        <w:ind w:firstLine="420"/>
-        <w:jc w:val="left"/>
-      </w:pPr>
-      <w:r>
-        <w:rPr>
-          <w:rFonts w:ascii="微软雅黑" w:hAnsi="微软雅黑" w:eastAsia="微软雅黑"/>
-          <w:b w:val="0"/>
-          <w:sz w:val="21"/>
-        </w:rPr>
-        <w:t>附加功能让我进一步理解了变换累积与交互映射：同一个矩阵左乘与右乘的语义完全不同，绝对映射与增量映射在可逆性上的差异也非常直观。工程层面同样有不少收获——多 pass 绘制时的深度状态、混合图元的分段绘制、事件监听的挂载位置、参数回显与手动输入的冲突，这些细节都会直接影响“看起来是否正常”。</w:t>
-      </w:r>
-    </w:p>
-    <w:p>
-      <w:pPr>
-        <w:spacing w:after="60" w:line="324" w:lineRule="auto"/>
-        <w:ind w:firstLine="420"/>
-        <w:jc w:val="left"/>
-      </w:pPr>
-      <w:r>
-        <w:rPr>
-          <w:rFonts w:ascii="微软雅黑" w:hAnsi="微软雅黑" w:eastAsia="微软雅黑"/>
-          <w:b w:val="0"/>
-          <w:sz w:val="21"/>
-        </w:rPr>
-        <w:t>最终实现中，基础四项与两项附加功能均按要求完成，场景在大范围视角变化、投影切换与极限缩放（0.2~10.0）下保持稳定，界面显示与场景状态始终一致。</w:t>
+        <w:t>做完这次实验，我对课件里那条“几何造型 → 模型变换 → 观察变换 → 投影变换 → 视见体裁剪”的流水线才算有了完整的体感。以前看 P·V·M 只是三个矩阵相乘，真正写起来才发现它描述的是一次坐标系的逐级降维：模型在自己的坐标系里建好，模型变换把它放进世界，观察变换把世界搬进相机，投影再把三维视见体压到标准化设备坐标。任何一步写错，都会在最后那张图上被放大成肉眼可见的错位。</w:t>
+      </w:r>
+    </w:p>
+    <w:p>
+      <w:pPr>
+        <w:keepNext/>
+        <w:spacing w:after="60" w:line="324" w:lineRule="auto"/>
+        <w:ind w:firstLine="420"/>
+        <w:jc w:val="left"/>
+      </w:pPr>
+      <w:r>
+        <w:rPr>
+          <w:rFonts w:ascii="微软雅黑" w:hAnsi="微软雅黑" w:eastAsia="微软雅黑"/>
+          <w:b w:val="0"/>
+          <w:sz w:val="21"/>
+        </w:rPr>
+        <w:t>我对 lookAt 的理解也从公式变成了手上的操作。我一开始以为“绕世界 X 轴旋转”和“把 φ 加减一点”是一回事，直到发现地平线莫名其妙地倾斜，才意识到两者只在转轴恰好与视线垂直时等价。把 eye 与 up 当作刚体一起旋转之后，“观察变换由正交基 (n, u, v) 决定”这句话才真正落地。同样地，右键拖动最初只修改球面角度，结果世界 Y 轴怎么拖都钉在屏幕的竖直方向上——这也让我明白了，每帧重算 up 其实是在悄悄约束相机的姿态。</w:t>
+      </w:r>
+    </w:p>
+    <w:p>
+      <w:pPr>
+        <w:spacing w:after="60" w:line="324" w:lineRule="auto"/>
+        <w:ind w:firstLine="420"/>
+        <w:jc w:val="left"/>
+      </w:pPr>
+      <w:r>
+        <w:rPr>
+          <w:rFonts w:ascii="微软雅黑" w:hAnsi="微软雅黑" w:eastAsia="微软雅黑"/>
+          <w:b w:val="0"/>
+          <w:sz w:val="21"/>
+        </w:rPr>
+        <w:t>附加功能上，我体会更深的是工程层面。同一个矩阵左乘还是右乘，语义完全不同；绝对映射与增量累加在可逆性上的差别，也是在鼠标拖回原点后画面对不上时才真切体会到。多 pass 绘制的深度状态、一段缓冲区里混有两种图元时的分段绘制、事件该挂在 canvas 还是 window、参数回显与手动输入的冲突，这些细节单独看都很小，凑在一起却直接决定“看起来是否正常”。</w:t>
+      </w:r>
+    </w:p>
+    <w:p>
+      <w:pPr>
+        <w:spacing w:after="60" w:line="324" w:lineRule="auto"/>
+        <w:ind w:firstLine="420"/>
+        <w:jc w:val="left"/>
+      </w:pPr>
+      <w:r>
+        <w:rPr>
+          <w:rFonts w:ascii="微软雅黑" w:hAnsi="微软雅黑" w:eastAsia="微软雅黑"/>
+          <w:b w:val="0"/>
+          <w:sz w:val="21"/>
+        </w:rPr>
+        <w:t>我最终交付的程序覆盖了基本要求的四项与附加项的四项：七种模型与外部 OBJ 网格都能正常渲染，层次动画在播放、暂停、变速与重置下行为一致，相机在大范围视角变化、投影切换与 0.2~10.0 的极限缩放下依然稳定，界面显示与场景状态始终同步。回头再看，最值得保留的经验是：先把变换链的每一步在纸面上推清楚，再动手写代码；遇到现象与预期不符时，先怀疑坐标系的约定，而不是先改参数。</w:t>
       </w:r>
     </w:p>
     <w:sectPr>
